--- a/docs/FormulasAndEquations.docx
+++ b/docs/FormulasAndEquations.docx
@@ -3751,6 +3751,7 @@
           <w:lang w:val="en-US"/>
         </w:rPr>
       </w:pPr>
+      <w:bookmarkStart w:id="0" w:name="_Hlk227056677"/>
       <m:oMathPara>
         <m:oMath>
           <m:r>
@@ -4000,6 +4001,7 @@
         </m:oMath>
       </m:oMathPara>
     </w:p>
+    <w:bookmarkEnd w:id="0"/>
     <w:p>
       <w:pPr>
         <w:pStyle w:val="a3"/>
@@ -4149,6 +4151,4153 @@
         </w:rPr>
         <w:t xml:space="preserve"> — шаг по времени (с) </w:t>
       </w:r>
+    </w:p>
+    <w:p>
+      <w:pPr>
+        <w:pStyle w:val="a3"/>
+        <w:spacing w:before="0" w:beforeAutospacing="0" w:after="120" w:afterAutospacing="0"/>
+        <w:rPr>
+          <w:rFonts w:asciiTheme="minorHAnsi" w:hAnsiTheme="minorHAnsi" w:cstheme="minorHAnsi"/>
+        </w:rPr>
+      </w:pPr>
+    </w:p>
+    <w:p>
+      <w:pPr>
+        <w:pStyle w:val="a3"/>
+        <w:spacing w:before="0" w:beforeAutospacing="0" w:after="120" w:afterAutospacing="0"/>
+        <w:rPr>
+          <w:rFonts w:asciiTheme="minorHAnsi" w:hAnsiTheme="minorHAnsi" w:cstheme="minorHAnsi"/>
+        </w:rPr>
+      </w:pPr>
+      <w:r>
+        <w:rPr>
+          <w:rFonts w:asciiTheme="minorHAnsi" w:hAnsiTheme="minorHAnsi" w:cstheme="minorHAnsi"/>
+          <w:b/>
+          <w:bCs/>
+        </w:rPr>
+        <w:t>Расчёт тяги двигателя</w:t>
+      </w:r>
+      <w:r>
+        <w:rPr>
+          <w:rFonts w:asciiTheme="minorHAnsi" w:hAnsiTheme="minorHAnsi" w:cstheme="minorHAnsi"/>
+        </w:rPr>
+        <w:t xml:space="preserve"> (из двух значений на уровне моря и в вакууме)</w:t>
+      </w:r>
+    </w:p>
+    <w:p>
+      <w:pPr>
+        <w:pStyle w:val="a3"/>
+        <w:spacing w:after="120"/>
+        <w:rPr>
+          <w:rFonts w:asciiTheme="minorHAnsi" w:hAnsiTheme="minorHAnsi" w:cstheme="minorHAnsi"/>
+          <w:lang w:val="en-US"/>
+        </w:rPr>
+      </w:pPr>
+      <m:oMathPara>
+        <m:oMath>
+          <m:r>
+            <w:rPr>
+              <w:rFonts w:ascii="Cambria Math" w:hAnsi="Cambria Math" w:cstheme="minorHAnsi"/>
+            </w:rPr>
+            <m:t>F</m:t>
+          </m:r>
+          <m:d>
+            <m:dPr>
+              <m:ctrlPr>
+                <w:rPr>
+                  <w:rFonts w:ascii="Cambria Math" w:hAnsi="Cambria Math" w:cstheme="minorHAnsi"/>
+                  <w:i/>
+                </w:rPr>
+              </m:ctrlPr>
+            </m:dPr>
+            <m:e>
+              <m:r>
+                <w:rPr>
+                  <w:rFonts w:ascii="Cambria Math" w:hAnsi="Cambria Math" w:cstheme="minorHAnsi"/>
+                  <w:lang w:val="en-US"/>
+                </w:rPr>
+                <m:t>h</m:t>
+              </m:r>
+            </m:e>
+          </m:d>
+          <m:r>
+            <w:rPr>
+              <w:rFonts w:ascii="Cambria Math" w:hAnsi="Cambria Math" w:cstheme="minorHAnsi"/>
+              <w:lang w:val="en-US"/>
+            </w:rPr>
+            <m:t>=</m:t>
+          </m:r>
+          <m:sSub>
+            <m:sSubPr>
+              <m:ctrlPr>
+                <w:rPr>
+                  <w:rFonts w:ascii="Cambria Math" w:hAnsi="Cambria Math" w:cstheme="minorHAnsi"/>
+                  <w:i/>
+                </w:rPr>
+              </m:ctrlPr>
+            </m:sSubPr>
+            <m:e>
+              <m:r>
+                <w:rPr>
+                  <w:rFonts w:ascii="Cambria Math" w:hAnsi="Cambria Math" w:cstheme="minorHAnsi"/>
+                </w:rPr>
+                <m:t>F</m:t>
+              </m:r>
+            </m:e>
+            <m:sub>
+              <m:r>
+                <m:rPr>
+                  <m:nor/>
+                </m:rPr>
+                <w:rPr>
+                  <w:rFonts w:ascii="Cambria Math" w:hAnsi="Cambria Math" w:cstheme="minorHAnsi"/>
+                  <w:lang w:val="en-US"/>
+                </w:rPr>
+                <m:t>sl</m:t>
+              </m:r>
+            </m:sub>
+          </m:sSub>
+          <m:r>
+            <w:rPr>
+              <w:rFonts w:ascii="Cambria Math" w:hAnsi="Cambria Math" w:cstheme="minorHAnsi"/>
+              <w:lang w:val="en-US"/>
+            </w:rPr>
+            <m:t>+</m:t>
+          </m:r>
+          <m:d>
+            <m:dPr>
+              <m:ctrlPr>
+                <w:rPr>
+                  <w:rFonts w:ascii="Cambria Math" w:hAnsi="Cambria Math" w:cstheme="minorHAnsi"/>
+                  <w:i/>
+                </w:rPr>
+              </m:ctrlPr>
+            </m:dPr>
+            <m:e>
+              <m:sSub>
+                <m:sSubPr>
+                  <m:ctrlPr>
+                    <w:rPr>
+                      <w:rFonts w:ascii="Cambria Math" w:hAnsi="Cambria Math" w:cstheme="minorHAnsi"/>
+                      <w:i/>
+                    </w:rPr>
+                  </m:ctrlPr>
+                </m:sSubPr>
+                <m:e>
+                  <m:r>
+                    <w:rPr>
+                      <w:rFonts w:ascii="Cambria Math" w:hAnsi="Cambria Math" w:cstheme="minorHAnsi"/>
+                    </w:rPr>
+                    <m:t>F</m:t>
+                  </m:r>
+                </m:e>
+                <m:sub>
+                  <m:r>
+                    <m:rPr>
+                      <m:nor/>
+                    </m:rPr>
+                    <w:rPr>
+                      <w:rFonts w:ascii="Cambria Math" w:hAnsi="Cambria Math" w:cstheme="minorHAnsi"/>
+                      <w:lang w:val="en-US"/>
+                    </w:rPr>
+                    <m:t>vac</m:t>
+                  </m:r>
+                </m:sub>
+              </m:sSub>
+              <m:r>
+                <w:rPr>
+                  <w:rFonts w:ascii="Cambria Math" w:hAnsi="Cambria Math" w:cstheme="minorHAnsi"/>
+                  <w:lang w:val="en-US"/>
+                </w:rPr>
+                <m:t>-</m:t>
+              </m:r>
+              <m:sSub>
+                <m:sSubPr>
+                  <m:ctrlPr>
+                    <w:rPr>
+                      <w:rFonts w:ascii="Cambria Math" w:hAnsi="Cambria Math" w:cstheme="minorHAnsi"/>
+                      <w:i/>
+                    </w:rPr>
+                  </m:ctrlPr>
+                </m:sSubPr>
+                <m:e>
+                  <m:r>
+                    <w:rPr>
+                      <w:rFonts w:ascii="Cambria Math" w:hAnsi="Cambria Math" w:cstheme="minorHAnsi"/>
+                    </w:rPr>
+                    <m:t>F</m:t>
+                  </m:r>
+                </m:e>
+                <m:sub>
+                  <m:r>
+                    <m:rPr>
+                      <m:nor/>
+                    </m:rPr>
+                    <w:rPr>
+                      <w:rFonts w:ascii="Cambria Math" w:hAnsi="Cambria Math" w:cstheme="minorHAnsi"/>
+                      <w:lang w:val="en-US"/>
+                    </w:rPr>
+                    <m:t>sl</m:t>
+                  </m:r>
+                </m:sub>
+              </m:sSub>
+            </m:e>
+          </m:d>
+          <m:r>
+            <m:rPr>
+              <m:sty m:val="p"/>
+            </m:rPr>
+            <w:rPr>
+              <w:rFonts w:ascii="Cambria Math" w:hAnsi="Cambria Math" w:cstheme="minorHAnsi"/>
+              <w:lang w:val="en-US"/>
+            </w:rPr>
+            <m:t>⋅</m:t>
+          </m:r>
+          <m:d>
+            <m:dPr>
+              <m:ctrlPr>
+                <w:rPr>
+                  <w:rFonts w:ascii="Cambria Math" w:hAnsi="Cambria Math" w:cstheme="minorHAnsi"/>
+                </w:rPr>
+              </m:ctrlPr>
+            </m:dPr>
+            <m:e>
+              <m:r>
+                <w:rPr>
+                  <w:rFonts w:ascii="Cambria Math" w:hAnsi="Cambria Math" w:cstheme="minorHAnsi"/>
+                  <w:lang w:val="en-US"/>
+                </w:rPr>
+                <m:t>1-</m:t>
+              </m:r>
+              <m:f>
+                <m:fPr>
+                  <m:ctrlPr>
+                    <w:rPr>
+                      <w:rFonts w:ascii="Cambria Math" w:hAnsi="Cambria Math" w:cstheme="minorHAnsi"/>
+                    </w:rPr>
+                  </m:ctrlPr>
+                </m:fPr>
+                <m:num>
+                  <m:r>
+                    <w:rPr>
+                      <w:rFonts w:ascii="Cambria Math" w:hAnsi="Cambria Math" w:cstheme="minorHAnsi"/>
+                    </w:rPr>
+                    <m:t>P</m:t>
+                  </m:r>
+                  <m:d>
+                    <m:dPr>
+                      <m:ctrlPr>
+                        <w:rPr>
+                          <w:rFonts w:ascii="Cambria Math" w:hAnsi="Cambria Math" w:cstheme="minorHAnsi"/>
+                          <w:i/>
+                        </w:rPr>
+                      </m:ctrlPr>
+                    </m:dPr>
+                    <m:e>
+                      <m:r>
+                        <w:rPr>
+                          <w:rFonts w:ascii="Cambria Math" w:hAnsi="Cambria Math" w:cstheme="minorHAnsi"/>
+                          <w:lang w:val="en-US"/>
+                        </w:rPr>
+                        <m:t>h</m:t>
+                      </m:r>
+                    </m:e>
+                  </m:d>
+                  <m:ctrlPr>
+                    <w:rPr>
+                      <w:rFonts w:ascii="Cambria Math" w:hAnsi="Cambria Math" w:cstheme="minorHAnsi"/>
+                      <w:i/>
+                    </w:rPr>
+                  </m:ctrlPr>
+                </m:num>
+                <m:den>
+                  <m:sSub>
+                    <m:sSubPr>
+                      <m:ctrlPr>
+                        <w:rPr>
+                          <w:rFonts w:ascii="Cambria Math" w:hAnsi="Cambria Math" w:cstheme="minorHAnsi"/>
+                          <w:i/>
+                        </w:rPr>
+                      </m:ctrlPr>
+                    </m:sSubPr>
+                    <m:e>
+                      <m:r>
+                        <w:rPr>
+                          <w:rFonts w:ascii="Cambria Math" w:hAnsi="Cambria Math" w:cstheme="minorHAnsi"/>
+                        </w:rPr>
+                        <m:t>P</m:t>
+                      </m:r>
+                    </m:e>
+                    <m:sub>
+                      <m:r>
+                        <m:rPr>
+                          <m:nor/>
+                        </m:rPr>
+                        <w:rPr>
+                          <w:rFonts w:ascii="Cambria Math" w:hAnsi="Cambria Math" w:cstheme="minorHAnsi"/>
+                          <w:lang w:val="en-US"/>
+                        </w:rPr>
+                        <m:t>sl</m:t>
+                      </m:r>
+                    </m:sub>
+                  </m:sSub>
+                  <m:ctrlPr>
+                    <w:rPr>
+                      <w:rFonts w:ascii="Cambria Math" w:hAnsi="Cambria Math" w:cstheme="minorHAnsi"/>
+                      <w:i/>
+                    </w:rPr>
+                  </m:ctrlPr>
+                </m:den>
+              </m:f>
+              <m:ctrlPr>
+                <w:rPr>
+                  <w:rFonts w:ascii="Cambria Math" w:hAnsi="Cambria Math" w:cstheme="minorHAnsi"/>
+                  <w:i/>
+                </w:rPr>
+              </m:ctrlPr>
+            </m:e>
+          </m:d>
+        </m:oMath>
+      </m:oMathPara>
+    </w:p>
+    <w:p>
+      <w:pPr>
+        <w:pStyle w:val="a3"/>
+        <w:spacing w:before="0" w:beforeAutospacing="0" w:after="120" w:afterAutospacing="0"/>
+        <w:rPr>
+          <w:rFonts w:asciiTheme="minorHAnsi" w:hAnsiTheme="minorHAnsi" w:cstheme="minorHAnsi"/>
+        </w:rPr>
+      </w:pPr>
+      <w:r>
+        <w:rPr>
+          <w:rFonts w:asciiTheme="minorHAnsi" w:hAnsiTheme="minorHAnsi" w:cstheme="minorHAnsi"/>
+        </w:rPr>
+        <w:t xml:space="preserve">- </w:t>
+      </w:r>
+      <m:oMath>
+        <m:r>
+          <w:rPr>
+            <w:rFonts w:ascii="Cambria Math" w:hAnsi="Cambria Math" w:cstheme="minorHAnsi"/>
+          </w:rPr>
+          <m:t>F</m:t>
+        </m:r>
+      </m:oMath>
+      <w:r>
+        <w:rPr>
+          <w:rFonts w:asciiTheme="minorHAnsi" w:hAnsiTheme="minorHAnsi" w:cstheme="minorHAnsi"/>
+        </w:rPr>
+        <w:t xml:space="preserve"> — текущая тяга (Н)  </w:t>
+      </w:r>
+    </w:p>
+    <w:p>
+      <w:pPr>
+        <w:pStyle w:val="a3"/>
+        <w:spacing w:before="0" w:beforeAutospacing="0" w:after="120" w:afterAutospacing="0"/>
+        <w:rPr>
+          <w:rFonts w:asciiTheme="minorHAnsi" w:hAnsiTheme="minorHAnsi" w:cstheme="minorHAnsi"/>
+        </w:rPr>
+      </w:pPr>
+      <w:r>
+        <w:rPr>
+          <w:rFonts w:asciiTheme="minorHAnsi" w:hAnsiTheme="minorHAnsi" w:cstheme="minorHAnsi"/>
+        </w:rPr>
+        <w:t xml:space="preserve">- </w:t>
+      </w:r>
+      <m:oMath>
+        <m:sSub>
+          <m:sSubPr>
+            <m:ctrlPr>
+              <w:rPr>
+                <w:rFonts w:ascii="Cambria Math" w:hAnsi="Cambria Math" w:cstheme="minorHAnsi"/>
+                <w:i/>
+              </w:rPr>
+            </m:ctrlPr>
+          </m:sSubPr>
+          <m:e>
+            <m:r>
+              <w:rPr>
+                <w:rFonts w:ascii="Cambria Math" w:hAnsi="Cambria Math" w:cstheme="minorHAnsi"/>
+              </w:rPr>
+              <m:t>F</m:t>
+            </m:r>
+          </m:e>
+          <m:sub>
+            <m:r>
+              <w:rPr>
+                <w:rFonts w:ascii="Cambria Math" w:hAnsi="Cambria Math" w:cstheme="minorHAnsi"/>
+              </w:rPr>
+              <m:t>vac</m:t>
+            </m:r>
+          </m:sub>
+        </m:sSub>
+      </m:oMath>
+      <w:r>
+        <w:rPr>
+          <w:rFonts w:asciiTheme="minorHAnsi" w:hAnsiTheme="minorHAnsi" w:cstheme="minorHAnsi"/>
+        </w:rPr>
+        <w:t xml:space="preserve"> </w:t>
+      </w:r>
+      <w:r>
+        <w:rPr>
+          <w:rFonts w:asciiTheme="minorHAnsi" w:hAnsiTheme="minorHAnsi" w:cstheme="minorHAnsi"/>
+        </w:rPr>
+        <w:t xml:space="preserve">— тяга в вакууме (Н)  </w:t>
+      </w:r>
+    </w:p>
+    <w:p>
+      <w:pPr>
+        <w:pStyle w:val="a3"/>
+        <w:spacing w:before="0" w:beforeAutospacing="0" w:after="120" w:afterAutospacing="0"/>
+        <w:rPr>
+          <w:rFonts w:asciiTheme="minorHAnsi" w:hAnsiTheme="minorHAnsi" w:cstheme="minorHAnsi"/>
+        </w:rPr>
+      </w:pPr>
+      <w:r>
+        <w:rPr>
+          <w:rFonts w:asciiTheme="minorHAnsi" w:hAnsiTheme="minorHAnsi" w:cstheme="minorHAnsi"/>
+        </w:rPr>
+        <w:t xml:space="preserve">- </w:t>
+      </w:r>
+      <m:oMath>
+        <m:sSub>
+          <m:sSubPr>
+            <m:ctrlPr>
+              <w:rPr>
+                <w:rFonts w:ascii="Cambria Math" w:hAnsi="Cambria Math" w:cstheme="minorHAnsi"/>
+                <w:i/>
+              </w:rPr>
+            </m:ctrlPr>
+          </m:sSubPr>
+          <m:e>
+            <m:r>
+              <w:rPr>
+                <w:rFonts w:ascii="Cambria Math" w:hAnsi="Cambria Math" w:cstheme="minorHAnsi"/>
+              </w:rPr>
+              <m:t>F</m:t>
+            </m:r>
+          </m:e>
+          <m:sub>
+            <m:r>
+              <w:rPr>
+                <w:rFonts w:ascii="Cambria Math" w:hAnsi="Cambria Math" w:cstheme="minorHAnsi"/>
+              </w:rPr>
+              <m:t>sl</m:t>
+            </m:r>
+          </m:sub>
+        </m:sSub>
+      </m:oMath>
+      <w:r>
+        <w:rPr>
+          <w:rFonts w:asciiTheme="minorHAnsi" w:hAnsiTheme="minorHAnsi" w:cstheme="minorHAnsi"/>
+        </w:rPr>
+        <w:t xml:space="preserve"> </w:t>
+      </w:r>
+      <w:r>
+        <w:rPr>
+          <w:rFonts w:asciiTheme="minorHAnsi" w:hAnsiTheme="minorHAnsi" w:cstheme="minorHAnsi"/>
+        </w:rPr>
+        <w:t xml:space="preserve">— тяга на уровне моря (Н)  </w:t>
+      </w:r>
+    </w:p>
+    <w:p>
+      <w:pPr>
+        <w:pStyle w:val="a3"/>
+        <w:spacing w:before="0" w:beforeAutospacing="0" w:after="120" w:afterAutospacing="0"/>
+        <w:rPr>
+          <w:rFonts w:asciiTheme="minorHAnsi" w:hAnsiTheme="minorHAnsi" w:cstheme="minorHAnsi"/>
+        </w:rPr>
+      </w:pPr>
+      <w:r>
+        <w:rPr>
+          <w:rFonts w:asciiTheme="minorHAnsi" w:hAnsiTheme="minorHAnsi" w:cstheme="minorHAnsi"/>
+        </w:rPr>
+        <w:t xml:space="preserve">- </w:t>
+      </w:r>
+      <m:oMath>
+        <m:sSub>
+          <m:sSubPr>
+            <m:ctrlPr>
+              <w:rPr>
+                <w:rFonts w:ascii="Cambria Math" w:hAnsi="Cambria Math" w:cstheme="minorHAnsi"/>
+                <w:i/>
+              </w:rPr>
+            </m:ctrlPr>
+          </m:sSubPr>
+          <m:e>
+            <m:r>
+              <w:rPr>
+                <w:rFonts w:ascii="Cambria Math" w:hAnsi="Cambria Math" w:cstheme="minorHAnsi"/>
+              </w:rPr>
+              <m:t>P</m:t>
+            </m:r>
+          </m:e>
+          <m:sub>
+            <m:r>
+              <w:rPr>
+                <w:rFonts w:ascii="Cambria Math" w:hAnsi="Cambria Math" w:cstheme="minorHAnsi"/>
+              </w:rPr>
+              <m:t>a</m:t>
+            </m:r>
+          </m:sub>
+        </m:sSub>
+      </m:oMath>
+      <w:r>
+        <w:rPr>
+          <w:rFonts w:asciiTheme="minorHAnsi" w:hAnsiTheme="minorHAnsi" w:cstheme="minorHAnsi"/>
+        </w:rPr>
+        <w:t xml:space="preserve"> </w:t>
+      </w:r>
+      <w:r>
+        <w:rPr>
+          <w:rFonts w:asciiTheme="minorHAnsi" w:hAnsiTheme="minorHAnsi" w:cstheme="minorHAnsi"/>
+        </w:rPr>
+        <w:t xml:space="preserve">— давление атмосферы на текущей высоте (Па)  </w:t>
+      </w:r>
+    </w:p>
+    <w:p>
+      <w:pPr>
+        <w:pStyle w:val="a3"/>
+        <w:spacing w:before="0" w:beforeAutospacing="0" w:after="120" w:afterAutospacing="0"/>
+        <w:rPr>
+          <w:rFonts w:asciiTheme="minorHAnsi" w:hAnsiTheme="minorHAnsi" w:cstheme="minorHAnsi"/>
+        </w:rPr>
+      </w:pPr>
+      <w:r>
+        <w:rPr>
+          <w:rFonts w:asciiTheme="minorHAnsi" w:hAnsiTheme="minorHAnsi" w:cstheme="minorHAnsi"/>
+        </w:rPr>
+        <w:t xml:space="preserve">- </w:t>
+      </w:r>
+      <m:oMath>
+        <m:sSub>
+          <m:sSubPr>
+            <m:ctrlPr>
+              <w:rPr>
+                <w:rFonts w:ascii="Cambria Math" w:hAnsi="Cambria Math" w:cstheme="minorHAnsi"/>
+                <w:i/>
+              </w:rPr>
+            </m:ctrlPr>
+          </m:sSubPr>
+          <m:e>
+            <m:r>
+              <w:rPr>
+                <w:rFonts w:ascii="Cambria Math" w:hAnsi="Cambria Math" w:cstheme="minorHAnsi"/>
+              </w:rPr>
+              <m:t>P</m:t>
+            </m:r>
+          </m:e>
+          <m:sub>
+            <m:r>
+              <w:rPr>
+                <w:rFonts w:ascii="Cambria Math" w:hAnsi="Cambria Math" w:cstheme="minorHAnsi"/>
+              </w:rPr>
+              <m:t>sl</m:t>
+            </m:r>
+          </m:sub>
+        </m:sSub>
+      </m:oMath>
+      <w:r>
+        <w:rPr>
+          <w:rFonts w:asciiTheme="minorHAnsi" w:hAnsiTheme="minorHAnsi" w:cstheme="minorHAnsi"/>
+        </w:rPr>
+        <w:t xml:space="preserve"> — давление на уровне моря (101325 Па)  </w:t>
+      </w:r>
+    </w:p>
+    <w:p>
+      <w:pPr>
+        <w:pStyle w:val="a3"/>
+        <w:spacing w:before="0" w:beforeAutospacing="0" w:after="120" w:afterAutospacing="0"/>
+        <w:rPr>
+          <w:rFonts w:asciiTheme="minorHAnsi" w:hAnsiTheme="minorHAnsi" w:cstheme="minorHAnsi"/>
+        </w:rPr>
+      </w:pPr>
+    </w:p>
+    <w:p>
+      <w:pPr>
+        <w:pStyle w:val="a3"/>
+        <w:spacing w:before="0" w:beforeAutospacing="0" w:after="120" w:afterAutospacing="0"/>
+        <w:rPr>
+          <w:rFonts w:asciiTheme="minorHAnsi" w:hAnsiTheme="minorHAnsi" w:cstheme="minorHAnsi"/>
+        </w:rPr>
+      </w:pPr>
+      <w:r>
+        <w:rPr>
+          <w:rFonts w:asciiTheme="minorHAnsi" w:hAnsiTheme="minorHAnsi" w:cstheme="minorHAnsi"/>
+          <w:b/>
+          <w:bCs/>
+        </w:rPr>
+        <w:t>Численное интегрирование методом Рунге-Кутты 4-го порядка</w:t>
+      </w:r>
+      <w:r>
+        <w:rPr>
+          <w:rFonts w:asciiTheme="minorHAnsi" w:hAnsiTheme="minorHAnsi" w:cstheme="minorHAnsi"/>
+        </w:rPr>
+        <w:t xml:space="preserve"> </w:t>
+      </w:r>
+      <w:r>
+        <w:rPr>
+          <w:rFonts w:asciiTheme="minorHAnsi" w:hAnsiTheme="minorHAnsi" w:cstheme="minorHAnsi"/>
+          <w:b/>
+          <w:bCs/>
+        </w:rPr>
+        <w:t>(RK4)</w:t>
+      </w:r>
+    </w:p>
+    <w:p>
+      <w:pPr>
+        <w:pStyle w:val="a3"/>
+        <w:spacing w:before="0" w:beforeAutospacing="0" w:after="120" w:afterAutospacing="0"/>
+        <w:rPr>
+          <w:rFonts w:asciiTheme="minorHAnsi" w:hAnsiTheme="minorHAnsi" w:cstheme="minorHAnsi"/>
+          <w:lang w:val="en-US"/>
+        </w:rPr>
+      </w:pPr>
+      <m:oMathPara>
+        <m:oMath>
+          <m:sSubSup>
+            <m:sSubSupPr>
+              <m:ctrlPr>
+                <w:rPr>
+                  <w:rFonts w:ascii="Cambria Math" w:hAnsi="Cambria Math" w:cstheme="minorHAnsi"/>
+                  <w:i/>
+                  <w:lang w:val="en-US"/>
+                </w:rPr>
+              </m:ctrlPr>
+            </m:sSubSupPr>
+            <m:e>
+              <m:r>
+                <w:rPr>
+                  <w:rFonts w:ascii="Cambria Math" w:hAnsi="Cambria Math" w:cstheme="minorHAnsi"/>
+                  <w:lang w:val="en-US"/>
+                </w:rPr>
+                <m:t>k</m:t>
+              </m:r>
+            </m:e>
+            <m:sub>
+              <m:r>
+                <w:rPr>
+                  <w:rFonts w:ascii="Cambria Math" w:hAnsi="Cambria Math" w:cstheme="minorHAnsi"/>
+                  <w:lang w:val="en-US"/>
+                </w:rPr>
+                <m:t>1</m:t>
+              </m:r>
+            </m:sub>
+            <m:sup>
+              <m:r>
+                <w:rPr>
+                  <w:rFonts w:ascii="Cambria Math" w:hAnsi="Cambria Math" w:cstheme="minorHAnsi"/>
+                  <w:lang w:val="en-US"/>
+                </w:rPr>
+                <m:t>h</m:t>
+              </m:r>
+            </m:sup>
+          </m:sSubSup>
+          <m:r>
+            <w:rPr>
+              <w:rFonts w:ascii="Cambria Math" w:hAnsi="Cambria Math" w:cstheme="minorHAnsi"/>
+              <w:lang w:val="en-US"/>
+            </w:rPr>
+            <m:t>=v,</m:t>
+          </m:r>
+        </m:oMath>
+      </m:oMathPara>
+    </w:p>
+    <w:p>
+      <w:pPr>
+        <w:pStyle w:val="a3"/>
+        <w:spacing w:before="0" w:beforeAutospacing="0" w:after="120" w:afterAutospacing="0"/>
+        <w:rPr>
+          <w:rFonts w:asciiTheme="minorHAnsi" w:hAnsiTheme="minorHAnsi" w:cstheme="minorHAnsi"/>
+          <w:lang w:val="en-US"/>
+        </w:rPr>
+      </w:pPr>
+      <m:oMathPara>
+        <m:oMath>
+          <m:sSub>
+            <m:sSubPr>
+              <m:ctrlPr>
+                <w:rPr>
+                  <w:rFonts w:ascii="Cambria Math" w:hAnsi="Cambria Math" w:cstheme="minorHAnsi"/>
+                  <w:i/>
+                  <w:lang w:val="en-US"/>
+                </w:rPr>
+              </m:ctrlPr>
+            </m:sSubPr>
+            <m:e>
+              <m:r>
+                <w:rPr>
+                  <w:rFonts w:ascii="Cambria Math" w:hAnsi="Cambria Math" w:cstheme="minorHAnsi"/>
+                  <w:lang w:val="en-US"/>
+                </w:rPr>
+                <m:t>a</m:t>
+              </m:r>
+            </m:e>
+            <m:sub>
+              <m:r>
+                <w:rPr>
+                  <w:rFonts w:ascii="Cambria Math" w:hAnsi="Cambria Math" w:cstheme="minorHAnsi"/>
+                  <w:lang w:val="en-US"/>
+                </w:rPr>
+                <m:t>1</m:t>
+              </m:r>
+            </m:sub>
+          </m:sSub>
+          <m:r>
+            <w:rPr>
+              <w:rFonts w:ascii="Cambria Math" w:hAnsi="Cambria Math" w:cstheme="minorHAnsi"/>
+              <w:lang w:val="en-US"/>
+            </w:rPr>
+            <m:t>=</m:t>
+          </m:r>
+          <m:f>
+            <m:fPr>
+              <m:ctrlPr>
+                <w:rPr>
+                  <w:rFonts w:ascii="Cambria Math" w:hAnsi="Cambria Math" w:cstheme="minorHAnsi"/>
+                  <w:lang w:val="en-US"/>
+                </w:rPr>
+              </m:ctrlPr>
+            </m:fPr>
+            <m:num>
+              <m:sSub>
+                <m:sSubPr>
+                  <m:ctrlPr>
+                    <w:rPr>
+                      <w:rFonts w:ascii="Cambria Math" w:hAnsi="Cambria Math" w:cstheme="minorHAnsi"/>
+                      <w:i/>
+                      <w:lang w:val="en-US"/>
+                    </w:rPr>
+                  </m:ctrlPr>
+                </m:sSubPr>
+                <m:e>
+                  <m:r>
+                    <w:rPr>
+                      <w:rFonts w:ascii="Cambria Math" w:hAnsi="Cambria Math" w:cstheme="minorHAnsi"/>
+                      <w:lang w:val="en-US"/>
+                    </w:rPr>
+                    <m:t>F</m:t>
+                  </m:r>
+                </m:e>
+                <m:sub>
+                  <m:r>
+                    <m:rPr>
+                      <m:nor/>
+                    </m:rPr>
+                    <w:rPr>
+                      <w:rFonts w:ascii="Cambria Math" w:hAnsi="Cambria Math" w:cstheme="minorHAnsi"/>
+                      <w:lang w:val="en-US"/>
+                    </w:rPr>
+                    <m:t>thrust</m:t>
+                  </m:r>
+                </m:sub>
+              </m:sSub>
+              <m:r>
+                <w:rPr>
+                  <w:rFonts w:ascii="Cambria Math" w:hAnsi="Cambria Math" w:cstheme="minorHAnsi"/>
+                  <w:lang w:val="en-US"/>
+                </w:rPr>
+                <m:t>-</m:t>
+              </m:r>
+              <m:sSub>
+                <m:sSubPr>
+                  <m:ctrlPr>
+                    <w:rPr>
+                      <w:rFonts w:ascii="Cambria Math" w:hAnsi="Cambria Math" w:cstheme="minorHAnsi"/>
+                      <w:i/>
+                      <w:lang w:val="en-US"/>
+                    </w:rPr>
+                  </m:ctrlPr>
+                </m:sSubPr>
+                <m:e>
+                  <m:r>
+                    <w:rPr>
+                      <w:rFonts w:ascii="Cambria Math" w:hAnsi="Cambria Math" w:cstheme="minorHAnsi"/>
+                      <w:lang w:val="en-US"/>
+                    </w:rPr>
+                    <m:t>F</m:t>
+                  </m:r>
+                </m:e>
+                <m:sub>
+                  <m:r>
+                    <w:rPr>
+                      <w:rFonts w:ascii="Cambria Math" w:hAnsi="Cambria Math" w:cstheme="minorHAnsi"/>
+                      <w:lang w:val="en-US"/>
+                    </w:rPr>
+                    <m:t>d</m:t>
+                  </m:r>
+                </m:sub>
+              </m:sSub>
+              <m:r>
+                <w:rPr>
+                  <w:rFonts w:ascii="Cambria Math" w:hAnsi="Cambria Math" w:cstheme="minorHAnsi"/>
+                  <w:lang w:val="en-US"/>
+                </w:rPr>
+                <m:t>-mg</m:t>
+              </m:r>
+              <m:ctrlPr>
+                <w:rPr>
+                  <w:rFonts w:ascii="Cambria Math" w:hAnsi="Cambria Math" w:cstheme="minorHAnsi"/>
+                  <w:i/>
+                  <w:lang w:val="en-US"/>
+                </w:rPr>
+              </m:ctrlPr>
+            </m:num>
+            <m:den>
+              <m:r>
+                <w:rPr>
+                  <w:rFonts w:ascii="Cambria Math" w:hAnsi="Cambria Math" w:cstheme="minorHAnsi"/>
+                  <w:lang w:val="en-US"/>
+                </w:rPr>
+                <m:t>m</m:t>
+              </m:r>
+              <m:ctrlPr>
+                <w:rPr>
+                  <w:rFonts w:ascii="Cambria Math" w:hAnsi="Cambria Math" w:cstheme="minorHAnsi"/>
+                  <w:i/>
+                  <w:lang w:val="en-US"/>
+                </w:rPr>
+              </m:ctrlPr>
+            </m:den>
+          </m:f>
+          <m:r>
+            <w:rPr>
+              <w:rFonts w:ascii="Cambria Math" w:hAnsi="Cambria Math" w:cstheme="minorHAnsi"/>
+              <w:lang w:val="en-US"/>
+            </w:rPr>
+            <m:t>,</m:t>
+          </m:r>
+          <m:r>
+            <m:rPr>
+              <m:sty m:val="p"/>
+            </m:rPr>
+            <w:rPr>
+              <w:rFonts w:ascii="Cambria Math" w:hAnsi="Cambria Math" w:cstheme="minorHAnsi"/>
+              <w:lang w:val="en-US"/>
+            </w:rPr>
+            <m:t> </m:t>
+          </m:r>
+          <m:sSubSup>
+            <m:sSubSupPr>
+              <m:ctrlPr>
+                <w:rPr>
+                  <w:rFonts w:ascii="Cambria Math" w:hAnsi="Cambria Math" w:cstheme="minorHAnsi"/>
+                  <w:i/>
+                  <w:lang w:val="en-US"/>
+                </w:rPr>
+              </m:ctrlPr>
+            </m:sSubSupPr>
+            <m:e>
+              <m:r>
+                <w:rPr>
+                  <w:rFonts w:ascii="Cambria Math" w:hAnsi="Cambria Math" w:cstheme="minorHAnsi"/>
+                  <w:lang w:val="en-US"/>
+                </w:rPr>
+                <m:t>k</m:t>
+              </m:r>
+              <m:ctrlPr>
+                <w:rPr>
+                  <w:rFonts w:ascii="Cambria Math" w:hAnsi="Cambria Math" w:cstheme="minorHAnsi"/>
+                  <w:lang w:val="en-US"/>
+                </w:rPr>
+              </m:ctrlPr>
+            </m:e>
+            <m:sub>
+              <m:r>
+                <w:rPr>
+                  <w:rFonts w:ascii="Cambria Math" w:hAnsi="Cambria Math" w:cstheme="minorHAnsi"/>
+                  <w:lang w:val="en-US"/>
+                </w:rPr>
+                <m:t>1</m:t>
+              </m:r>
+            </m:sub>
+            <m:sup>
+              <m:r>
+                <w:rPr>
+                  <w:rFonts w:ascii="Cambria Math" w:hAnsi="Cambria Math" w:cstheme="minorHAnsi"/>
+                  <w:lang w:val="en-US"/>
+                </w:rPr>
+                <m:t>v</m:t>
+              </m:r>
+            </m:sup>
+          </m:sSubSup>
+          <m:r>
+            <w:rPr>
+              <w:rFonts w:ascii="Cambria Math" w:hAnsi="Cambria Math" w:cstheme="minorHAnsi"/>
+              <w:lang w:val="en-US"/>
+            </w:rPr>
+            <m:t>=</m:t>
+          </m:r>
+          <m:sSub>
+            <m:sSubPr>
+              <m:ctrlPr>
+                <w:rPr>
+                  <w:rFonts w:ascii="Cambria Math" w:hAnsi="Cambria Math" w:cstheme="minorHAnsi"/>
+                  <w:i/>
+                  <w:lang w:val="en-US"/>
+                </w:rPr>
+              </m:ctrlPr>
+            </m:sSubPr>
+            <m:e>
+              <m:r>
+                <w:rPr>
+                  <w:rFonts w:ascii="Cambria Math" w:hAnsi="Cambria Math" w:cstheme="minorHAnsi"/>
+                  <w:lang w:val="en-US"/>
+                </w:rPr>
+                <m:t>a</m:t>
+              </m:r>
+            </m:e>
+            <m:sub>
+              <m:r>
+                <w:rPr>
+                  <w:rFonts w:ascii="Cambria Math" w:hAnsi="Cambria Math" w:cstheme="minorHAnsi"/>
+                  <w:lang w:val="en-US"/>
+                </w:rPr>
+                <m:t>1</m:t>
+              </m:r>
+            </m:sub>
+          </m:sSub>
+          <m:r>
+            <w:rPr>
+              <w:rFonts w:ascii="Cambria Math" w:hAnsi="Cambria Math" w:cstheme="minorHAnsi"/>
+              <w:lang w:val="en-US"/>
+            </w:rPr>
+            <m:t>;</m:t>
+          </m:r>
+        </m:oMath>
+      </m:oMathPara>
+    </w:p>
+    <w:p>
+      <w:pPr>
+        <w:pStyle w:val="a3"/>
+        <w:spacing w:before="0" w:beforeAutospacing="0" w:after="120" w:afterAutospacing="0"/>
+        <w:rPr>
+          <w:rFonts w:asciiTheme="minorHAnsi" w:hAnsiTheme="minorHAnsi" w:cstheme="minorHAnsi"/>
+          <w:lang w:val="en-US"/>
+        </w:rPr>
+      </w:pPr>
+      <m:oMathPara>
+        <m:oMath>
+          <m:sSubSup>
+            <m:sSubSupPr>
+              <m:ctrlPr>
+                <w:rPr>
+                  <w:rFonts w:ascii="Cambria Math" w:hAnsi="Cambria Math" w:cstheme="minorHAnsi"/>
+                  <w:i/>
+                  <w:lang w:val="en-US"/>
+                </w:rPr>
+              </m:ctrlPr>
+            </m:sSubSupPr>
+            <m:e>
+              <m:r>
+                <w:rPr>
+                  <w:rFonts w:ascii="Cambria Math" w:hAnsi="Cambria Math" w:cstheme="minorHAnsi"/>
+                  <w:lang w:val="en-US"/>
+                </w:rPr>
+                <m:t>k</m:t>
+              </m:r>
+            </m:e>
+            <m:sub>
+              <m:r>
+                <w:rPr>
+                  <w:rFonts w:ascii="Cambria Math" w:hAnsi="Cambria Math" w:cstheme="minorHAnsi"/>
+                  <w:lang w:val="en-US"/>
+                </w:rPr>
+                <m:t>2</m:t>
+              </m:r>
+            </m:sub>
+            <m:sup>
+              <m:r>
+                <w:rPr>
+                  <w:rFonts w:ascii="Cambria Math" w:hAnsi="Cambria Math" w:cstheme="minorHAnsi"/>
+                  <w:lang w:val="en-US"/>
+                </w:rPr>
+                <m:t>h</m:t>
+              </m:r>
+            </m:sup>
+          </m:sSubSup>
+          <m:r>
+            <w:rPr>
+              <w:rFonts w:ascii="Cambria Math" w:hAnsi="Cambria Math" w:cstheme="minorHAnsi"/>
+              <w:lang w:val="en-US"/>
+            </w:rPr>
+            <m:t>=v+</m:t>
+          </m:r>
+          <m:f>
+            <m:fPr>
+              <m:ctrlPr>
+                <w:rPr>
+                  <w:rFonts w:ascii="Cambria Math" w:hAnsi="Cambria Math" w:cstheme="minorHAnsi"/>
+                  <w:lang w:val="en-US"/>
+                </w:rPr>
+              </m:ctrlPr>
+            </m:fPr>
+            <m:num>
+              <m:r>
+                <m:rPr>
+                  <m:sty m:val="p"/>
+                </m:rPr>
+                <w:rPr>
+                  <w:rFonts w:ascii="Cambria Math" w:hAnsi="Cambria Math" w:cstheme="minorHAnsi"/>
+                  <w:lang w:val="en-US"/>
+                </w:rPr>
+                <m:t>Δ</m:t>
+              </m:r>
+              <m:r>
+                <w:rPr>
+                  <w:rFonts w:ascii="Cambria Math" w:hAnsi="Cambria Math" w:cstheme="minorHAnsi"/>
+                  <w:lang w:val="en-US"/>
+                </w:rPr>
+                <m:t>t</m:t>
+              </m:r>
+              <m:ctrlPr>
+                <w:rPr>
+                  <w:rFonts w:ascii="Cambria Math" w:hAnsi="Cambria Math" w:cstheme="minorHAnsi"/>
+                  <w:i/>
+                  <w:lang w:val="en-US"/>
+                </w:rPr>
+              </m:ctrlPr>
+            </m:num>
+            <m:den>
+              <m:r>
+                <w:rPr>
+                  <w:rFonts w:ascii="Cambria Math" w:hAnsi="Cambria Math" w:cstheme="minorHAnsi"/>
+                  <w:lang w:val="en-US"/>
+                </w:rPr>
+                <m:t>2</m:t>
+              </m:r>
+              <m:ctrlPr>
+                <w:rPr>
+                  <w:rFonts w:ascii="Cambria Math" w:hAnsi="Cambria Math" w:cstheme="minorHAnsi"/>
+                  <w:i/>
+                  <w:lang w:val="en-US"/>
+                </w:rPr>
+              </m:ctrlPr>
+            </m:den>
+          </m:f>
+          <m:sSubSup>
+            <m:sSubSupPr>
+              <m:ctrlPr>
+                <w:rPr>
+                  <w:rFonts w:ascii="Cambria Math" w:hAnsi="Cambria Math" w:cstheme="minorHAnsi"/>
+                  <w:i/>
+                  <w:lang w:val="en-US"/>
+                </w:rPr>
+              </m:ctrlPr>
+            </m:sSubSupPr>
+            <m:e>
+              <m:r>
+                <w:rPr>
+                  <w:rFonts w:ascii="Cambria Math" w:hAnsi="Cambria Math" w:cstheme="minorHAnsi"/>
+                  <w:lang w:val="en-US"/>
+                </w:rPr>
+                <m:t>k</m:t>
+              </m:r>
+            </m:e>
+            <m:sub>
+              <m:r>
+                <w:rPr>
+                  <w:rFonts w:ascii="Cambria Math" w:hAnsi="Cambria Math" w:cstheme="minorHAnsi"/>
+                  <w:lang w:val="en-US"/>
+                </w:rPr>
+                <m:t>1</m:t>
+              </m:r>
+            </m:sub>
+            <m:sup>
+              <m:r>
+                <w:rPr>
+                  <w:rFonts w:ascii="Cambria Math" w:hAnsi="Cambria Math" w:cstheme="minorHAnsi"/>
+                  <w:lang w:val="en-US"/>
+                </w:rPr>
+                <m:t>v</m:t>
+              </m:r>
+            </m:sup>
+          </m:sSubSup>
+          <m:r>
+            <w:rPr>
+              <w:rFonts w:ascii="Cambria Math" w:hAnsi="Cambria Math" w:cstheme="minorHAnsi"/>
+              <w:lang w:val="en-US"/>
+            </w:rPr>
+            <m:t>,</m:t>
+          </m:r>
+          <m:r>
+            <m:rPr>
+              <m:sty m:val="p"/>
+            </m:rPr>
+            <w:rPr>
+              <w:rFonts w:ascii="Cambria Math" w:hAnsi="Cambria Math" w:cstheme="minorHAnsi"/>
+              <w:lang w:val="en-US"/>
+            </w:rPr>
+            <m:t> </m:t>
+          </m:r>
+          <m:sSubSup>
+            <m:sSubSupPr>
+              <m:ctrlPr>
+                <w:rPr>
+                  <w:rFonts w:ascii="Cambria Math" w:hAnsi="Cambria Math" w:cstheme="minorHAnsi"/>
+                  <w:i/>
+                  <w:lang w:val="en-US"/>
+                </w:rPr>
+              </m:ctrlPr>
+            </m:sSubSupPr>
+            <m:e>
+              <m:r>
+                <w:rPr>
+                  <w:rFonts w:ascii="Cambria Math" w:hAnsi="Cambria Math" w:cstheme="minorHAnsi"/>
+                  <w:lang w:val="en-US"/>
+                </w:rPr>
+                <m:t>k</m:t>
+              </m:r>
+              <m:ctrlPr>
+                <w:rPr>
+                  <w:rFonts w:ascii="Cambria Math" w:hAnsi="Cambria Math" w:cstheme="minorHAnsi"/>
+                  <w:lang w:val="en-US"/>
+                </w:rPr>
+              </m:ctrlPr>
+            </m:e>
+            <m:sub>
+              <m:r>
+                <w:rPr>
+                  <w:rFonts w:ascii="Cambria Math" w:hAnsi="Cambria Math" w:cstheme="minorHAnsi"/>
+                  <w:lang w:val="en-US"/>
+                </w:rPr>
+                <m:t>2</m:t>
+              </m:r>
+            </m:sub>
+            <m:sup>
+              <m:r>
+                <w:rPr>
+                  <w:rFonts w:ascii="Cambria Math" w:hAnsi="Cambria Math" w:cstheme="minorHAnsi"/>
+                  <w:lang w:val="en-US"/>
+                </w:rPr>
+                <m:t>v</m:t>
+              </m:r>
+            </m:sup>
+          </m:sSubSup>
+          <m:r>
+            <w:rPr>
+              <w:rFonts w:ascii="Cambria Math" w:hAnsi="Cambria Math" w:cstheme="minorHAnsi"/>
+              <w:lang w:val="en-US"/>
+            </w:rPr>
+            <m:t>=a</m:t>
+          </m:r>
+          <m:d>
+            <m:dPr>
+              <m:ctrlPr>
+                <w:rPr>
+                  <w:rFonts w:ascii="Cambria Math" w:hAnsi="Cambria Math" w:cstheme="minorHAnsi"/>
+                  <w:i/>
+                  <w:lang w:val="en-US"/>
+                </w:rPr>
+              </m:ctrlPr>
+            </m:dPr>
+            <m:e>
+              <m:r>
+                <w:rPr>
+                  <w:rFonts w:ascii="Cambria Math" w:hAnsi="Cambria Math" w:cstheme="minorHAnsi"/>
+                  <w:lang w:val="en-US"/>
+                </w:rPr>
+                <m:t>h+</m:t>
+              </m:r>
+              <m:f>
+                <m:fPr>
+                  <m:ctrlPr>
+                    <w:rPr>
+                      <w:rFonts w:ascii="Cambria Math" w:hAnsi="Cambria Math" w:cstheme="minorHAnsi"/>
+                      <w:lang w:val="en-US"/>
+                    </w:rPr>
+                  </m:ctrlPr>
+                </m:fPr>
+                <m:num>
+                  <m:r>
+                    <m:rPr>
+                      <m:sty m:val="p"/>
+                    </m:rPr>
+                    <w:rPr>
+                      <w:rFonts w:ascii="Cambria Math" w:hAnsi="Cambria Math" w:cstheme="minorHAnsi"/>
+                      <w:lang w:val="en-US"/>
+                    </w:rPr>
+                    <m:t>Δ</m:t>
+                  </m:r>
+                  <m:r>
+                    <w:rPr>
+                      <w:rFonts w:ascii="Cambria Math" w:hAnsi="Cambria Math" w:cstheme="minorHAnsi"/>
+                      <w:lang w:val="en-US"/>
+                    </w:rPr>
+                    <m:t>t</m:t>
+                  </m:r>
+                  <m:ctrlPr>
+                    <w:rPr>
+                      <w:rFonts w:ascii="Cambria Math" w:hAnsi="Cambria Math" w:cstheme="minorHAnsi"/>
+                      <w:i/>
+                      <w:lang w:val="en-US"/>
+                    </w:rPr>
+                  </m:ctrlPr>
+                </m:num>
+                <m:den>
+                  <m:r>
+                    <w:rPr>
+                      <w:rFonts w:ascii="Cambria Math" w:hAnsi="Cambria Math" w:cstheme="minorHAnsi"/>
+                      <w:lang w:val="en-US"/>
+                    </w:rPr>
+                    <m:t>2</m:t>
+                  </m:r>
+                  <m:ctrlPr>
+                    <w:rPr>
+                      <w:rFonts w:ascii="Cambria Math" w:hAnsi="Cambria Math" w:cstheme="minorHAnsi"/>
+                      <w:i/>
+                      <w:lang w:val="en-US"/>
+                    </w:rPr>
+                  </m:ctrlPr>
+                </m:den>
+              </m:f>
+              <m:sSubSup>
+                <m:sSubSupPr>
+                  <m:ctrlPr>
+                    <w:rPr>
+                      <w:rFonts w:ascii="Cambria Math" w:hAnsi="Cambria Math" w:cstheme="minorHAnsi"/>
+                      <w:i/>
+                      <w:lang w:val="en-US"/>
+                    </w:rPr>
+                  </m:ctrlPr>
+                </m:sSubSupPr>
+                <m:e>
+                  <m:r>
+                    <w:rPr>
+                      <w:rFonts w:ascii="Cambria Math" w:hAnsi="Cambria Math" w:cstheme="minorHAnsi"/>
+                      <w:lang w:val="en-US"/>
+                    </w:rPr>
+                    <m:t>k</m:t>
+                  </m:r>
+                </m:e>
+                <m:sub>
+                  <m:r>
+                    <w:rPr>
+                      <w:rFonts w:ascii="Cambria Math" w:hAnsi="Cambria Math" w:cstheme="minorHAnsi"/>
+                      <w:lang w:val="en-US"/>
+                    </w:rPr>
+                    <m:t>1</m:t>
+                  </m:r>
+                </m:sub>
+                <m:sup>
+                  <m:r>
+                    <w:rPr>
+                      <w:rFonts w:ascii="Cambria Math" w:hAnsi="Cambria Math" w:cstheme="minorHAnsi"/>
+                      <w:lang w:val="en-US"/>
+                    </w:rPr>
+                    <m:t>h</m:t>
+                  </m:r>
+                </m:sup>
+              </m:sSubSup>
+              <m:r>
+                <w:rPr>
+                  <w:rFonts w:ascii="Cambria Math" w:hAnsi="Cambria Math" w:cstheme="minorHAnsi"/>
+                  <w:lang w:val="en-US"/>
+                </w:rPr>
+                <m:t>,</m:t>
+              </m:r>
+              <m:r>
+                <w:rPr>
+                  <w:rFonts w:ascii="Cambria Math" w:hAnsi="Cambria Math" w:cstheme="minorHAnsi"/>
+                  <w:lang w:val="en-US"/>
+                </w:rPr>
+                <m:t> </m:t>
+              </m:r>
+              <m:r>
+                <w:rPr>
+                  <w:rFonts w:ascii="Cambria Math" w:hAnsi="Cambria Math" w:cstheme="minorHAnsi"/>
+                  <w:lang w:val="en-US"/>
+                </w:rPr>
+                <m:t>v+</m:t>
+              </m:r>
+              <m:f>
+                <m:fPr>
+                  <m:ctrlPr>
+                    <w:rPr>
+                      <w:rFonts w:ascii="Cambria Math" w:hAnsi="Cambria Math" w:cstheme="minorHAnsi"/>
+                      <w:lang w:val="en-US"/>
+                    </w:rPr>
+                  </m:ctrlPr>
+                </m:fPr>
+                <m:num>
+                  <m:r>
+                    <m:rPr>
+                      <m:sty m:val="p"/>
+                    </m:rPr>
+                    <w:rPr>
+                      <w:rFonts w:ascii="Cambria Math" w:hAnsi="Cambria Math" w:cstheme="minorHAnsi"/>
+                      <w:lang w:val="en-US"/>
+                    </w:rPr>
+                    <m:t>Δ</m:t>
+                  </m:r>
+                  <m:r>
+                    <w:rPr>
+                      <w:rFonts w:ascii="Cambria Math" w:hAnsi="Cambria Math" w:cstheme="minorHAnsi"/>
+                      <w:lang w:val="en-US"/>
+                    </w:rPr>
+                    <m:t>t</m:t>
+                  </m:r>
+                  <m:ctrlPr>
+                    <w:rPr>
+                      <w:rFonts w:ascii="Cambria Math" w:hAnsi="Cambria Math" w:cstheme="minorHAnsi"/>
+                      <w:i/>
+                      <w:lang w:val="en-US"/>
+                    </w:rPr>
+                  </m:ctrlPr>
+                </m:num>
+                <m:den>
+                  <m:r>
+                    <w:rPr>
+                      <w:rFonts w:ascii="Cambria Math" w:hAnsi="Cambria Math" w:cstheme="minorHAnsi"/>
+                      <w:lang w:val="en-US"/>
+                    </w:rPr>
+                    <m:t>2</m:t>
+                  </m:r>
+                  <m:ctrlPr>
+                    <w:rPr>
+                      <w:rFonts w:ascii="Cambria Math" w:hAnsi="Cambria Math" w:cstheme="minorHAnsi"/>
+                      <w:i/>
+                      <w:lang w:val="en-US"/>
+                    </w:rPr>
+                  </m:ctrlPr>
+                </m:den>
+              </m:f>
+              <m:sSubSup>
+                <m:sSubSupPr>
+                  <m:ctrlPr>
+                    <w:rPr>
+                      <w:rFonts w:ascii="Cambria Math" w:hAnsi="Cambria Math" w:cstheme="minorHAnsi"/>
+                      <w:i/>
+                      <w:lang w:val="en-US"/>
+                    </w:rPr>
+                  </m:ctrlPr>
+                </m:sSubSupPr>
+                <m:e>
+                  <m:r>
+                    <w:rPr>
+                      <w:rFonts w:ascii="Cambria Math" w:hAnsi="Cambria Math" w:cstheme="minorHAnsi"/>
+                      <w:lang w:val="en-US"/>
+                    </w:rPr>
+                    <m:t>k</m:t>
+                  </m:r>
+                </m:e>
+                <m:sub>
+                  <m:r>
+                    <w:rPr>
+                      <w:rFonts w:ascii="Cambria Math" w:hAnsi="Cambria Math" w:cstheme="minorHAnsi"/>
+                      <w:lang w:val="en-US"/>
+                    </w:rPr>
+                    <m:t>1</m:t>
+                  </m:r>
+                </m:sub>
+                <m:sup>
+                  <m:r>
+                    <w:rPr>
+                      <w:rFonts w:ascii="Cambria Math" w:hAnsi="Cambria Math" w:cstheme="minorHAnsi"/>
+                      <w:lang w:val="en-US"/>
+                    </w:rPr>
+                    <m:t>v</m:t>
+                  </m:r>
+                </m:sup>
+              </m:sSubSup>
+            </m:e>
+          </m:d>
+          <m:r>
+            <w:rPr>
+              <w:rFonts w:ascii="Cambria Math" w:hAnsi="Cambria Math" w:cstheme="minorHAnsi"/>
+              <w:lang w:val="en-US"/>
+            </w:rPr>
+            <m:t>;</m:t>
+          </m:r>
+        </m:oMath>
+      </m:oMathPara>
+    </w:p>
+    <w:p>
+      <w:pPr>
+        <w:pStyle w:val="a3"/>
+        <w:spacing w:before="0" w:beforeAutospacing="0" w:after="120" w:afterAutospacing="0"/>
+        <w:rPr>
+          <w:rFonts w:asciiTheme="minorHAnsi" w:hAnsiTheme="minorHAnsi" w:cstheme="minorHAnsi"/>
+          <w:lang w:val="en-US"/>
+        </w:rPr>
+      </w:pPr>
+      <m:oMathPara>
+        <m:oMath>
+          <m:sSubSup>
+            <m:sSubSupPr>
+              <m:ctrlPr>
+                <w:rPr>
+                  <w:rFonts w:ascii="Cambria Math" w:hAnsi="Cambria Math" w:cstheme="minorHAnsi"/>
+                  <w:i/>
+                  <w:lang w:val="en-US"/>
+                </w:rPr>
+              </m:ctrlPr>
+            </m:sSubSupPr>
+            <m:e>
+              <m:r>
+                <w:rPr>
+                  <w:rFonts w:ascii="Cambria Math" w:hAnsi="Cambria Math" w:cstheme="minorHAnsi"/>
+                  <w:lang w:val="en-US"/>
+                </w:rPr>
+                <m:t>k</m:t>
+              </m:r>
+            </m:e>
+            <m:sub>
+              <m:r>
+                <w:rPr>
+                  <w:rFonts w:ascii="Cambria Math" w:hAnsi="Cambria Math" w:cstheme="minorHAnsi"/>
+                  <w:lang w:val="en-US"/>
+                </w:rPr>
+                <m:t>3</m:t>
+              </m:r>
+            </m:sub>
+            <m:sup>
+              <m:r>
+                <w:rPr>
+                  <w:rFonts w:ascii="Cambria Math" w:hAnsi="Cambria Math" w:cstheme="minorHAnsi"/>
+                  <w:lang w:val="en-US"/>
+                </w:rPr>
+                <m:t>h</m:t>
+              </m:r>
+            </m:sup>
+          </m:sSubSup>
+          <m:r>
+            <w:rPr>
+              <w:rFonts w:ascii="Cambria Math" w:hAnsi="Cambria Math" w:cstheme="minorHAnsi"/>
+              <w:lang w:val="en-US"/>
+            </w:rPr>
+            <m:t>=v+</m:t>
+          </m:r>
+          <m:f>
+            <m:fPr>
+              <m:ctrlPr>
+                <w:rPr>
+                  <w:rFonts w:ascii="Cambria Math" w:hAnsi="Cambria Math" w:cstheme="minorHAnsi"/>
+                  <w:lang w:val="en-US"/>
+                </w:rPr>
+              </m:ctrlPr>
+            </m:fPr>
+            <m:num>
+              <m:r>
+                <m:rPr>
+                  <m:sty m:val="p"/>
+                </m:rPr>
+                <w:rPr>
+                  <w:rFonts w:ascii="Cambria Math" w:hAnsi="Cambria Math" w:cstheme="minorHAnsi"/>
+                  <w:lang w:val="en-US"/>
+                </w:rPr>
+                <m:t>Δ</m:t>
+              </m:r>
+              <m:r>
+                <w:rPr>
+                  <w:rFonts w:ascii="Cambria Math" w:hAnsi="Cambria Math" w:cstheme="minorHAnsi"/>
+                  <w:lang w:val="en-US"/>
+                </w:rPr>
+                <m:t>t</m:t>
+              </m:r>
+              <m:ctrlPr>
+                <w:rPr>
+                  <w:rFonts w:ascii="Cambria Math" w:hAnsi="Cambria Math" w:cstheme="minorHAnsi"/>
+                  <w:i/>
+                  <w:lang w:val="en-US"/>
+                </w:rPr>
+              </m:ctrlPr>
+            </m:num>
+            <m:den>
+              <m:r>
+                <w:rPr>
+                  <w:rFonts w:ascii="Cambria Math" w:hAnsi="Cambria Math" w:cstheme="minorHAnsi"/>
+                  <w:lang w:val="en-US"/>
+                </w:rPr>
+                <m:t>2</m:t>
+              </m:r>
+              <m:ctrlPr>
+                <w:rPr>
+                  <w:rFonts w:ascii="Cambria Math" w:hAnsi="Cambria Math" w:cstheme="minorHAnsi"/>
+                  <w:i/>
+                  <w:lang w:val="en-US"/>
+                </w:rPr>
+              </m:ctrlPr>
+            </m:den>
+          </m:f>
+          <m:sSubSup>
+            <m:sSubSupPr>
+              <m:ctrlPr>
+                <w:rPr>
+                  <w:rFonts w:ascii="Cambria Math" w:hAnsi="Cambria Math" w:cstheme="minorHAnsi"/>
+                  <w:i/>
+                  <w:lang w:val="en-US"/>
+                </w:rPr>
+              </m:ctrlPr>
+            </m:sSubSupPr>
+            <m:e>
+              <m:r>
+                <w:rPr>
+                  <w:rFonts w:ascii="Cambria Math" w:hAnsi="Cambria Math" w:cstheme="minorHAnsi"/>
+                  <w:lang w:val="en-US"/>
+                </w:rPr>
+                <m:t>k</m:t>
+              </m:r>
+            </m:e>
+            <m:sub>
+              <m:r>
+                <w:rPr>
+                  <w:rFonts w:ascii="Cambria Math" w:hAnsi="Cambria Math" w:cstheme="minorHAnsi"/>
+                  <w:lang w:val="en-US"/>
+                </w:rPr>
+                <m:t>2</m:t>
+              </m:r>
+            </m:sub>
+            <m:sup>
+              <m:r>
+                <w:rPr>
+                  <w:rFonts w:ascii="Cambria Math" w:hAnsi="Cambria Math" w:cstheme="minorHAnsi"/>
+                  <w:lang w:val="en-US"/>
+                </w:rPr>
+                <m:t>v</m:t>
+              </m:r>
+            </m:sup>
+          </m:sSubSup>
+          <m:r>
+            <w:rPr>
+              <w:rFonts w:ascii="Cambria Math" w:hAnsi="Cambria Math" w:cstheme="minorHAnsi"/>
+              <w:lang w:val="en-US"/>
+            </w:rPr>
+            <m:t>,</m:t>
+          </m:r>
+          <m:r>
+            <m:rPr>
+              <m:sty m:val="p"/>
+            </m:rPr>
+            <w:rPr>
+              <w:rFonts w:ascii="Cambria Math" w:hAnsi="Cambria Math" w:cstheme="minorHAnsi"/>
+              <w:lang w:val="en-US"/>
+            </w:rPr>
+            <m:t> </m:t>
+          </m:r>
+          <m:sSubSup>
+            <m:sSubSupPr>
+              <m:ctrlPr>
+                <w:rPr>
+                  <w:rFonts w:ascii="Cambria Math" w:hAnsi="Cambria Math" w:cstheme="minorHAnsi"/>
+                  <w:i/>
+                  <w:lang w:val="en-US"/>
+                </w:rPr>
+              </m:ctrlPr>
+            </m:sSubSupPr>
+            <m:e>
+              <m:r>
+                <w:rPr>
+                  <w:rFonts w:ascii="Cambria Math" w:hAnsi="Cambria Math" w:cstheme="minorHAnsi"/>
+                  <w:lang w:val="en-US"/>
+                </w:rPr>
+                <m:t>k</m:t>
+              </m:r>
+              <m:ctrlPr>
+                <w:rPr>
+                  <w:rFonts w:ascii="Cambria Math" w:hAnsi="Cambria Math" w:cstheme="minorHAnsi"/>
+                  <w:lang w:val="en-US"/>
+                </w:rPr>
+              </m:ctrlPr>
+            </m:e>
+            <m:sub>
+              <m:r>
+                <w:rPr>
+                  <w:rFonts w:ascii="Cambria Math" w:hAnsi="Cambria Math" w:cstheme="minorHAnsi"/>
+                  <w:lang w:val="en-US"/>
+                </w:rPr>
+                <m:t>3</m:t>
+              </m:r>
+            </m:sub>
+            <m:sup>
+              <m:r>
+                <w:rPr>
+                  <w:rFonts w:ascii="Cambria Math" w:hAnsi="Cambria Math" w:cstheme="minorHAnsi"/>
+                  <w:lang w:val="en-US"/>
+                </w:rPr>
+                <m:t>v</m:t>
+              </m:r>
+            </m:sup>
+          </m:sSubSup>
+          <m:r>
+            <w:rPr>
+              <w:rFonts w:ascii="Cambria Math" w:hAnsi="Cambria Math" w:cstheme="minorHAnsi"/>
+              <w:lang w:val="en-US"/>
+            </w:rPr>
+            <m:t>=a</m:t>
+          </m:r>
+          <m:d>
+            <m:dPr>
+              <m:ctrlPr>
+                <w:rPr>
+                  <w:rFonts w:ascii="Cambria Math" w:hAnsi="Cambria Math" w:cstheme="minorHAnsi"/>
+                  <w:i/>
+                  <w:lang w:val="en-US"/>
+                </w:rPr>
+              </m:ctrlPr>
+            </m:dPr>
+            <m:e>
+              <m:r>
+                <w:rPr>
+                  <w:rFonts w:ascii="Cambria Math" w:hAnsi="Cambria Math" w:cstheme="minorHAnsi"/>
+                  <w:lang w:val="en-US"/>
+                </w:rPr>
+                <m:t>h+</m:t>
+              </m:r>
+              <m:f>
+                <m:fPr>
+                  <m:ctrlPr>
+                    <w:rPr>
+                      <w:rFonts w:ascii="Cambria Math" w:hAnsi="Cambria Math" w:cstheme="minorHAnsi"/>
+                      <w:lang w:val="en-US"/>
+                    </w:rPr>
+                  </m:ctrlPr>
+                </m:fPr>
+                <m:num>
+                  <m:r>
+                    <m:rPr>
+                      <m:sty m:val="p"/>
+                    </m:rPr>
+                    <w:rPr>
+                      <w:rFonts w:ascii="Cambria Math" w:hAnsi="Cambria Math" w:cstheme="minorHAnsi"/>
+                      <w:lang w:val="en-US"/>
+                    </w:rPr>
+                    <m:t>Δ</m:t>
+                  </m:r>
+                  <m:r>
+                    <w:rPr>
+                      <w:rFonts w:ascii="Cambria Math" w:hAnsi="Cambria Math" w:cstheme="minorHAnsi"/>
+                      <w:lang w:val="en-US"/>
+                    </w:rPr>
+                    <m:t>t</m:t>
+                  </m:r>
+                  <m:ctrlPr>
+                    <w:rPr>
+                      <w:rFonts w:ascii="Cambria Math" w:hAnsi="Cambria Math" w:cstheme="minorHAnsi"/>
+                      <w:i/>
+                      <w:lang w:val="en-US"/>
+                    </w:rPr>
+                  </m:ctrlPr>
+                </m:num>
+                <m:den>
+                  <m:r>
+                    <w:rPr>
+                      <w:rFonts w:ascii="Cambria Math" w:hAnsi="Cambria Math" w:cstheme="minorHAnsi"/>
+                      <w:lang w:val="en-US"/>
+                    </w:rPr>
+                    <m:t>2</m:t>
+                  </m:r>
+                  <m:ctrlPr>
+                    <w:rPr>
+                      <w:rFonts w:ascii="Cambria Math" w:hAnsi="Cambria Math" w:cstheme="minorHAnsi"/>
+                      <w:i/>
+                      <w:lang w:val="en-US"/>
+                    </w:rPr>
+                  </m:ctrlPr>
+                </m:den>
+              </m:f>
+              <m:sSubSup>
+                <m:sSubSupPr>
+                  <m:ctrlPr>
+                    <w:rPr>
+                      <w:rFonts w:ascii="Cambria Math" w:hAnsi="Cambria Math" w:cstheme="minorHAnsi"/>
+                      <w:i/>
+                      <w:lang w:val="en-US"/>
+                    </w:rPr>
+                  </m:ctrlPr>
+                </m:sSubSupPr>
+                <m:e>
+                  <m:r>
+                    <w:rPr>
+                      <w:rFonts w:ascii="Cambria Math" w:hAnsi="Cambria Math" w:cstheme="minorHAnsi"/>
+                      <w:lang w:val="en-US"/>
+                    </w:rPr>
+                    <m:t>k</m:t>
+                  </m:r>
+                </m:e>
+                <m:sub>
+                  <m:r>
+                    <w:rPr>
+                      <w:rFonts w:ascii="Cambria Math" w:hAnsi="Cambria Math" w:cstheme="minorHAnsi"/>
+                      <w:lang w:val="en-US"/>
+                    </w:rPr>
+                    <m:t>2</m:t>
+                  </m:r>
+                </m:sub>
+                <m:sup>
+                  <m:r>
+                    <w:rPr>
+                      <w:rFonts w:ascii="Cambria Math" w:hAnsi="Cambria Math" w:cstheme="minorHAnsi"/>
+                      <w:lang w:val="en-US"/>
+                    </w:rPr>
+                    <m:t>h</m:t>
+                  </m:r>
+                </m:sup>
+              </m:sSubSup>
+              <m:r>
+                <w:rPr>
+                  <w:rFonts w:ascii="Cambria Math" w:hAnsi="Cambria Math" w:cstheme="minorHAnsi"/>
+                  <w:lang w:val="en-US"/>
+                </w:rPr>
+                <m:t>,</m:t>
+              </m:r>
+              <m:r>
+                <w:rPr>
+                  <w:rFonts w:ascii="Cambria Math" w:hAnsi="Cambria Math" w:cstheme="minorHAnsi"/>
+                  <w:lang w:val="en-US"/>
+                </w:rPr>
+                <m:t> </m:t>
+              </m:r>
+              <m:r>
+                <w:rPr>
+                  <w:rFonts w:ascii="Cambria Math" w:hAnsi="Cambria Math" w:cstheme="minorHAnsi"/>
+                  <w:lang w:val="en-US"/>
+                </w:rPr>
+                <m:t>v+</m:t>
+              </m:r>
+              <m:f>
+                <m:fPr>
+                  <m:ctrlPr>
+                    <w:rPr>
+                      <w:rFonts w:ascii="Cambria Math" w:hAnsi="Cambria Math" w:cstheme="minorHAnsi"/>
+                      <w:lang w:val="en-US"/>
+                    </w:rPr>
+                  </m:ctrlPr>
+                </m:fPr>
+                <m:num>
+                  <m:r>
+                    <m:rPr>
+                      <m:sty m:val="p"/>
+                    </m:rPr>
+                    <w:rPr>
+                      <w:rFonts w:ascii="Cambria Math" w:hAnsi="Cambria Math" w:cstheme="minorHAnsi"/>
+                      <w:lang w:val="en-US"/>
+                    </w:rPr>
+                    <m:t>Δ</m:t>
+                  </m:r>
+                  <m:r>
+                    <w:rPr>
+                      <w:rFonts w:ascii="Cambria Math" w:hAnsi="Cambria Math" w:cstheme="minorHAnsi"/>
+                      <w:lang w:val="en-US"/>
+                    </w:rPr>
+                    <m:t>t</m:t>
+                  </m:r>
+                  <m:ctrlPr>
+                    <w:rPr>
+                      <w:rFonts w:ascii="Cambria Math" w:hAnsi="Cambria Math" w:cstheme="minorHAnsi"/>
+                      <w:i/>
+                      <w:lang w:val="en-US"/>
+                    </w:rPr>
+                  </m:ctrlPr>
+                </m:num>
+                <m:den>
+                  <m:r>
+                    <w:rPr>
+                      <w:rFonts w:ascii="Cambria Math" w:hAnsi="Cambria Math" w:cstheme="minorHAnsi"/>
+                      <w:lang w:val="en-US"/>
+                    </w:rPr>
+                    <m:t>2</m:t>
+                  </m:r>
+                  <m:ctrlPr>
+                    <w:rPr>
+                      <w:rFonts w:ascii="Cambria Math" w:hAnsi="Cambria Math" w:cstheme="minorHAnsi"/>
+                      <w:i/>
+                      <w:lang w:val="en-US"/>
+                    </w:rPr>
+                  </m:ctrlPr>
+                </m:den>
+              </m:f>
+              <m:sSubSup>
+                <m:sSubSupPr>
+                  <m:ctrlPr>
+                    <w:rPr>
+                      <w:rFonts w:ascii="Cambria Math" w:hAnsi="Cambria Math" w:cstheme="minorHAnsi"/>
+                      <w:i/>
+                      <w:lang w:val="en-US"/>
+                    </w:rPr>
+                  </m:ctrlPr>
+                </m:sSubSupPr>
+                <m:e>
+                  <m:r>
+                    <w:rPr>
+                      <w:rFonts w:ascii="Cambria Math" w:hAnsi="Cambria Math" w:cstheme="minorHAnsi"/>
+                      <w:lang w:val="en-US"/>
+                    </w:rPr>
+                    <m:t>k</m:t>
+                  </m:r>
+                </m:e>
+                <m:sub>
+                  <m:r>
+                    <w:rPr>
+                      <w:rFonts w:ascii="Cambria Math" w:hAnsi="Cambria Math" w:cstheme="minorHAnsi"/>
+                      <w:lang w:val="en-US"/>
+                    </w:rPr>
+                    <m:t>2</m:t>
+                  </m:r>
+                </m:sub>
+                <m:sup>
+                  <m:r>
+                    <w:rPr>
+                      <w:rFonts w:ascii="Cambria Math" w:hAnsi="Cambria Math" w:cstheme="minorHAnsi"/>
+                      <w:lang w:val="en-US"/>
+                    </w:rPr>
+                    <m:t>v</m:t>
+                  </m:r>
+                </m:sup>
+              </m:sSubSup>
+            </m:e>
+          </m:d>
+          <m:r>
+            <w:rPr>
+              <w:rFonts w:ascii="Cambria Math" w:hAnsi="Cambria Math" w:cstheme="minorHAnsi"/>
+              <w:lang w:val="en-US"/>
+            </w:rPr>
+            <m:t>;</m:t>
+          </m:r>
+        </m:oMath>
+      </m:oMathPara>
+    </w:p>
+    <w:p>
+      <w:pPr>
+        <w:pStyle w:val="a3"/>
+        <w:spacing w:before="0" w:beforeAutospacing="0" w:after="120" w:afterAutospacing="0"/>
+        <w:rPr>
+          <w:rFonts w:asciiTheme="minorHAnsi" w:hAnsiTheme="minorHAnsi" w:cstheme="minorHAnsi"/>
+          <w:lang w:val="en-US"/>
+        </w:rPr>
+      </w:pPr>
+      <m:oMathPara>
+        <m:oMath>
+          <m:sSubSup>
+            <m:sSubSupPr>
+              <m:ctrlPr>
+                <w:rPr>
+                  <w:rFonts w:ascii="Cambria Math" w:hAnsi="Cambria Math" w:cstheme="minorHAnsi"/>
+                  <w:i/>
+                  <w:lang w:val="en-US"/>
+                </w:rPr>
+              </m:ctrlPr>
+            </m:sSubSupPr>
+            <m:e>
+              <m:r>
+                <w:rPr>
+                  <w:rFonts w:ascii="Cambria Math" w:hAnsi="Cambria Math" w:cstheme="minorHAnsi"/>
+                  <w:lang w:val="en-US"/>
+                </w:rPr>
+                <m:t>k</m:t>
+              </m:r>
+            </m:e>
+            <m:sub>
+              <m:r>
+                <w:rPr>
+                  <w:rFonts w:ascii="Cambria Math" w:hAnsi="Cambria Math" w:cstheme="minorHAnsi"/>
+                  <w:lang w:val="en-US"/>
+                </w:rPr>
+                <m:t>4</m:t>
+              </m:r>
+            </m:sub>
+            <m:sup>
+              <m:r>
+                <w:rPr>
+                  <w:rFonts w:ascii="Cambria Math" w:hAnsi="Cambria Math" w:cstheme="minorHAnsi"/>
+                  <w:lang w:val="en-US"/>
+                </w:rPr>
+                <m:t>h</m:t>
+              </m:r>
+            </m:sup>
+          </m:sSubSup>
+          <m:r>
+            <w:rPr>
+              <w:rFonts w:ascii="Cambria Math" w:hAnsi="Cambria Math" w:cstheme="minorHAnsi"/>
+              <w:lang w:val="en-US"/>
+            </w:rPr>
+            <m:t>=v+</m:t>
+          </m:r>
+          <m:r>
+            <m:rPr>
+              <m:sty m:val="p"/>
+            </m:rPr>
+            <w:rPr>
+              <w:rFonts w:ascii="Cambria Math" w:hAnsi="Cambria Math" w:cstheme="minorHAnsi"/>
+              <w:lang w:val="en-US"/>
+            </w:rPr>
+            <m:t>Δ</m:t>
+          </m:r>
+          <m:r>
+            <w:rPr>
+              <w:rFonts w:ascii="Cambria Math" w:hAnsi="Cambria Math" w:cstheme="minorHAnsi"/>
+              <w:lang w:val="en-US"/>
+            </w:rPr>
+            <m:t>t</m:t>
+          </m:r>
+          <m:r>
+            <w:rPr>
+              <w:rFonts w:ascii="Cambria Math" w:hAnsi="Cambria Math" w:cstheme="minorHAnsi"/>
+              <w:lang w:val="en-US"/>
+            </w:rPr>
+            <m:t> </m:t>
+          </m:r>
+          <m:sSubSup>
+            <m:sSubSupPr>
+              <m:ctrlPr>
+                <w:rPr>
+                  <w:rFonts w:ascii="Cambria Math" w:hAnsi="Cambria Math" w:cstheme="minorHAnsi"/>
+                  <w:i/>
+                  <w:lang w:val="en-US"/>
+                </w:rPr>
+              </m:ctrlPr>
+            </m:sSubSupPr>
+            <m:e>
+              <m:r>
+                <w:rPr>
+                  <w:rFonts w:ascii="Cambria Math" w:hAnsi="Cambria Math" w:cstheme="minorHAnsi"/>
+                  <w:lang w:val="en-US"/>
+                </w:rPr>
+                <m:t>k</m:t>
+              </m:r>
+            </m:e>
+            <m:sub>
+              <m:r>
+                <w:rPr>
+                  <w:rFonts w:ascii="Cambria Math" w:hAnsi="Cambria Math" w:cstheme="minorHAnsi"/>
+                  <w:lang w:val="en-US"/>
+                </w:rPr>
+                <m:t>3</m:t>
+              </m:r>
+            </m:sub>
+            <m:sup>
+              <m:r>
+                <w:rPr>
+                  <w:rFonts w:ascii="Cambria Math" w:hAnsi="Cambria Math" w:cstheme="minorHAnsi"/>
+                  <w:lang w:val="en-US"/>
+                </w:rPr>
+                <m:t>v</m:t>
+              </m:r>
+            </m:sup>
+          </m:sSubSup>
+          <m:r>
+            <w:rPr>
+              <w:rFonts w:ascii="Cambria Math" w:hAnsi="Cambria Math" w:cstheme="minorHAnsi"/>
+              <w:lang w:val="en-US"/>
+            </w:rPr>
+            <m:t>,</m:t>
+          </m:r>
+          <m:r>
+            <m:rPr>
+              <m:sty m:val="p"/>
+            </m:rPr>
+            <w:rPr>
+              <w:rFonts w:ascii="Cambria Math" w:hAnsi="Cambria Math" w:cstheme="minorHAnsi"/>
+              <w:lang w:val="en-US"/>
+            </w:rPr>
+            <m:t> </m:t>
+          </m:r>
+          <m:sSubSup>
+            <m:sSubSupPr>
+              <m:ctrlPr>
+                <w:rPr>
+                  <w:rFonts w:ascii="Cambria Math" w:hAnsi="Cambria Math" w:cstheme="minorHAnsi"/>
+                  <w:i/>
+                  <w:lang w:val="en-US"/>
+                </w:rPr>
+              </m:ctrlPr>
+            </m:sSubSupPr>
+            <m:e>
+              <m:r>
+                <w:rPr>
+                  <w:rFonts w:ascii="Cambria Math" w:hAnsi="Cambria Math" w:cstheme="minorHAnsi"/>
+                  <w:lang w:val="en-US"/>
+                </w:rPr>
+                <m:t>k</m:t>
+              </m:r>
+              <m:ctrlPr>
+                <w:rPr>
+                  <w:rFonts w:ascii="Cambria Math" w:hAnsi="Cambria Math" w:cstheme="minorHAnsi"/>
+                  <w:lang w:val="en-US"/>
+                </w:rPr>
+              </m:ctrlPr>
+            </m:e>
+            <m:sub>
+              <m:r>
+                <w:rPr>
+                  <w:rFonts w:ascii="Cambria Math" w:hAnsi="Cambria Math" w:cstheme="minorHAnsi"/>
+                  <w:lang w:val="en-US"/>
+                </w:rPr>
+                <m:t>4</m:t>
+              </m:r>
+            </m:sub>
+            <m:sup>
+              <m:r>
+                <w:rPr>
+                  <w:rFonts w:ascii="Cambria Math" w:hAnsi="Cambria Math" w:cstheme="minorHAnsi"/>
+                  <w:lang w:val="en-US"/>
+                </w:rPr>
+                <m:t>v</m:t>
+              </m:r>
+            </m:sup>
+          </m:sSubSup>
+          <m:r>
+            <w:rPr>
+              <w:rFonts w:ascii="Cambria Math" w:hAnsi="Cambria Math" w:cstheme="minorHAnsi"/>
+              <w:lang w:val="en-US"/>
+            </w:rPr>
+            <m:t>=a</m:t>
+          </m:r>
+          <m:d>
+            <m:dPr>
+              <m:ctrlPr>
+                <w:rPr>
+                  <w:rFonts w:ascii="Cambria Math" w:hAnsi="Cambria Math" w:cstheme="minorHAnsi"/>
+                  <w:i/>
+                  <w:lang w:val="en-US"/>
+                </w:rPr>
+              </m:ctrlPr>
+            </m:dPr>
+            <m:e>
+              <m:r>
+                <w:rPr>
+                  <w:rFonts w:ascii="Cambria Math" w:hAnsi="Cambria Math" w:cstheme="minorHAnsi"/>
+                  <w:lang w:val="en-US"/>
+                </w:rPr>
+                <m:t>h+</m:t>
+              </m:r>
+              <m:r>
+                <m:rPr>
+                  <m:sty m:val="p"/>
+                </m:rPr>
+                <w:rPr>
+                  <w:rFonts w:ascii="Cambria Math" w:hAnsi="Cambria Math" w:cstheme="minorHAnsi"/>
+                  <w:lang w:val="en-US"/>
+                </w:rPr>
+                <m:t>Δ</m:t>
+              </m:r>
+              <m:r>
+                <w:rPr>
+                  <w:rFonts w:ascii="Cambria Math" w:hAnsi="Cambria Math" w:cstheme="minorHAnsi"/>
+                  <w:lang w:val="en-US"/>
+                </w:rPr>
+                <m:t>t</m:t>
+              </m:r>
+              <m:r>
+                <w:rPr>
+                  <w:rFonts w:ascii="Cambria Math" w:hAnsi="Cambria Math" w:cstheme="minorHAnsi"/>
+                  <w:lang w:val="en-US"/>
+                </w:rPr>
+                <m:t> </m:t>
+              </m:r>
+              <m:sSubSup>
+                <m:sSubSupPr>
+                  <m:ctrlPr>
+                    <w:rPr>
+                      <w:rFonts w:ascii="Cambria Math" w:hAnsi="Cambria Math" w:cstheme="minorHAnsi"/>
+                      <w:i/>
+                      <w:lang w:val="en-US"/>
+                    </w:rPr>
+                  </m:ctrlPr>
+                </m:sSubSupPr>
+                <m:e>
+                  <m:r>
+                    <w:rPr>
+                      <w:rFonts w:ascii="Cambria Math" w:hAnsi="Cambria Math" w:cstheme="minorHAnsi"/>
+                      <w:lang w:val="en-US"/>
+                    </w:rPr>
+                    <m:t>k</m:t>
+                  </m:r>
+                </m:e>
+                <m:sub>
+                  <m:r>
+                    <w:rPr>
+                      <w:rFonts w:ascii="Cambria Math" w:hAnsi="Cambria Math" w:cstheme="minorHAnsi"/>
+                      <w:lang w:val="en-US"/>
+                    </w:rPr>
+                    <m:t>3</m:t>
+                  </m:r>
+                </m:sub>
+                <m:sup>
+                  <m:r>
+                    <w:rPr>
+                      <w:rFonts w:ascii="Cambria Math" w:hAnsi="Cambria Math" w:cstheme="minorHAnsi"/>
+                      <w:lang w:val="en-US"/>
+                    </w:rPr>
+                    <m:t>h</m:t>
+                  </m:r>
+                </m:sup>
+              </m:sSubSup>
+              <m:r>
+                <w:rPr>
+                  <w:rFonts w:ascii="Cambria Math" w:hAnsi="Cambria Math" w:cstheme="minorHAnsi"/>
+                  <w:lang w:val="en-US"/>
+                </w:rPr>
+                <m:t>,</m:t>
+              </m:r>
+              <m:r>
+                <w:rPr>
+                  <w:rFonts w:ascii="Cambria Math" w:hAnsi="Cambria Math" w:cstheme="minorHAnsi"/>
+                  <w:lang w:val="en-US"/>
+                </w:rPr>
+                <m:t> </m:t>
+              </m:r>
+              <m:r>
+                <w:rPr>
+                  <w:rFonts w:ascii="Cambria Math" w:hAnsi="Cambria Math" w:cstheme="minorHAnsi"/>
+                  <w:lang w:val="en-US"/>
+                </w:rPr>
+                <m:t>v+</m:t>
+              </m:r>
+              <m:r>
+                <m:rPr>
+                  <m:sty m:val="p"/>
+                </m:rPr>
+                <w:rPr>
+                  <w:rFonts w:ascii="Cambria Math" w:hAnsi="Cambria Math" w:cstheme="minorHAnsi"/>
+                  <w:lang w:val="en-US"/>
+                </w:rPr>
+                <m:t>Δ</m:t>
+              </m:r>
+              <m:r>
+                <w:rPr>
+                  <w:rFonts w:ascii="Cambria Math" w:hAnsi="Cambria Math" w:cstheme="minorHAnsi"/>
+                  <w:lang w:val="en-US"/>
+                </w:rPr>
+                <m:t>t</m:t>
+              </m:r>
+              <m:r>
+                <w:rPr>
+                  <w:rFonts w:ascii="Cambria Math" w:hAnsi="Cambria Math" w:cstheme="minorHAnsi"/>
+                  <w:lang w:val="en-US"/>
+                </w:rPr>
+                <m:t> </m:t>
+              </m:r>
+              <m:sSubSup>
+                <m:sSubSupPr>
+                  <m:ctrlPr>
+                    <w:rPr>
+                      <w:rFonts w:ascii="Cambria Math" w:hAnsi="Cambria Math" w:cstheme="minorHAnsi"/>
+                      <w:i/>
+                      <w:lang w:val="en-US"/>
+                    </w:rPr>
+                  </m:ctrlPr>
+                </m:sSubSupPr>
+                <m:e>
+                  <m:r>
+                    <w:rPr>
+                      <w:rFonts w:ascii="Cambria Math" w:hAnsi="Cambria Math" w:cstheme="minorHAnsi"/>
+                      <w:lang w:val="en-US"/>
+                    </w:rPr>
+                    <m:t>k</m:t>
+                  </m:r>
+                </m:e>
+                <m:sub>
+                  <m:r>
+                    <w:rPr>
+                      <w:rFonts w:ascii="Cambria Math" w:hAnsi="Cambria Math" w:cstheme="minorHAnsi"/>
+                      <w:lang w:val="en-US"/>
+                    </w:rPr>
+                    <m:t>3</m:t>
+                  </m:r>
+                </m:sub>
+                <m:sup>
+                  <m:r>
+                    <w:rPr>
+                      <w:rFonts w:ascii="Cambria Math" w:hAnsi="Cambria Math" w:cstheme="minorHAnsi"/>
+                      <w:lang w:val="en-US"/>
+                    </w:rPr>
+                    <m:t>v</m:t>
+                  </m:r>
+                </m:sup>
+              </m:sSubSup>
+            </m:e>
+          </m:d>
+          <m:r>
+            <w:rPr>
+              <w:rFonts w:ascii="Cambria Math" w:hAnsi="Cambria Math" w:cstheme="minorHAnsi"/>
+              <w:lang w:val="en-US"/>
+            </w:rPr>
+            <m:t>;</m:t>
+          </m:r>
+        </m:oMath>
+      </m:oMathPara>
+    </w:p>
+    <w:p>
+      <w:pPr>
+        <w:pStyle w:val="a3"/>
+        <w:spacing w:before="0" w:beforeAutospacing="0" w:after="120" w:afterAutospacing="0"/>
+        <w:rPr>
+          <w:rFonts w:asciiTheme="minorHAnsi" w:hAnsiTheme="minorHAnsi" w:cstheme="minorHAnsi"/>
+          <w:lang w:val="en-US"/>
+        </w:rPr>
+      </w:pPr>
+      <m:oMathPara>
+        <m:oMath>
+          <m:r>
+            <w:rPr>
+              <w:rFonts w:ascii="Cambria Math" w:hAnsi="Cambria Math" w:cstheme="minorHAnsi"/>
+              <w:lang w:val="en-US"/>
+            </w:rPr>
+            <m:t>h</m:t>
+          </m:r>
+          <m:d>
+            <m:dPr>
+              <m:ctrlPr>
+                <w:rPr>
+                  <w:rFonts w:ascii="Cambria Math" w:hAnsi="Cambria Math" w:cstheme="minorHAnsi"/>
+                  <w:i/>
+                  <w:lang w:val="en-US"/>
+                </w:rPr>
+              </m:ctrlPr>
+            </m:dPr>
+            <m:e>
+              <m:r>
+                <w:rPr>
+                  <w:rFonts w:ascii="Cambria Math" w:hAnsi="Cambria Math" w:cstheme="minorHAnsi"/>
+                  <w:lang w:val="en-US"/>
+                </w:rPr>
+                <m:t>t+</m:t>
+              </m:r>
+              <m:r>
+                <m:rPr>
+                  <m:sty m:val="p"/>
+                </m:rPr>
+                <w:rPr>
+                  <w:rFonts w:ascii="Cambria Math" w:hAnsi="Cambria Math" w:cstheme="minorHAnsi"/>
+                  <w:lang w:val="en-US"/>
+                </w:rPr>
+                <m:t>Δ</m:t>
+              </m:r>
+              <m:r>
+                <w:rPr>
+                  <w:rFonts w:ascii="Cambria Math" w:hAnsi="Cambria Math" w:cstheme="minorHAnsi"/>
+                  <w:lang w:val="en-US"/>
+                </w:rPr>
+                <m:t>t</m:t>
+              </m:r>
+            </m:e>
+          </m:d>
+          <m:r>
+            <w:rPr>
+              <w:rFonts w:ascii="Cambria Math" w:hAnsi="Cambria Math" w:cstheme="minorHAnsi"/>
+              <w:lang w:val="en-US"/>
+            </w:rPr>
+            <m:t>=h</m:t>
+          </m:r>
+          <m:d>
+            <m:dPr>
+              <m:ctrlPr>
+                <w:rPr>
+                  <w:rFonts w:ascii="Cambria Math" w:hAnsi="Cambria Math" w:cstheme="minorHAnsi"/>
+                  <w:i/>
+                  <w:lang w:val="en-US"/>
+                </w:rPr>
+              </m:ctrlPr>
+            </m:dPr>
+            <m:e>
+              <m:r>
+                <w:rPr>
+                  <w:rFonts w:ascii="Cambria Math" w:hAnsi="Cambria Math" w:cstheme="minorHAnsi"/>
+                  <w:lang w:val="en-US"/>
+                </w:rPr>
+                <m:t>t</m:t>
+              </m:r>
+            </m:e>
+          </m:d>
+          <m:r>
+            <w:rPr>
+              <w:rFonts w:ascii="Cambria Math" w:hAnsi="Cambria Math" w:cstheme="minorHAnsi"/>
+              <w:lang w:val="en-US"/>
+            </w:rPr>
+            <m:t>+</m:t>
+          </m:r>
+          <m:f>
+            <m:fPr>
+              <m:ctrlPr>
+                <w:rPr>
+                  <w:rFonts w:ascii="Cambria Math" w:hAnsi="Cambria Math" w:cstheme="minorHAnsi"/>
+                  <w:lang w:val="en-US"/>
+                </w:rPr>
+              </m:ctrlPr>
+            </m:fPr>
+            <m:num>
+              <m:r>
+                <m:rPr>
+                  <m:sty m:val="p"/>
+                </m:rPr>
+                <w:rPr>
+                  <w:rFonts w:ascii="Cambria Math" w:hAnsi="Cambria Math" w:cstheme="minorHAnsi"/>
+                  <w:lang w:val="en-US"/>
+                </w:rPr>
+                <m:t>Δ</m:t>
+              </m:r>
+              <m:r>
+                <w:rPr>
+                  <w:rFonts w:ascii="Cambria Math" w:hAnsi="Cambria Math" w:cstheme="minorHAnsi"/>
+                  <w:lang w:val="en-US"/>
+                </w:rPr>
+                <m:t>t</m:t>
+              </m:r>
+              <m:ctrlPr>
+                <w:rPr>
+                  <w:rFonts w:ascii="Cambria Math" w:hAnsi="Cambria Math" w:cstheme="minorHAnsi"/>
+                  <w:i/>
+                  <w:lang w:val="en-US"/>
+                </w:rPr>
+              </m:ctrlPr>
+            </m:num>
+            <m:den>
+              <m:r>
+                <w:rPr>
+                  <w:rFonts w:ascii="Cambria Math" w:hAnsi="Cambria Math" w:cstheme="minorHAnsi"/>
+                  <w:lang w:val="en-US"/>
+                </w:rPr>
+                <m:t>6</m:t>
+              </m:r>
+              <m:ctrlPr>
+                <w:rPr>
+                  <w:rFonts w:ascii="Cambria Math" w:hAnsi="Cambria Math" w:cstheme="minorHAnsi"/>
+                  <w:i/>
+                  <w:lang w:val="en-US"/>
+                </w:rPr>
+              </m:ctrlPr>
+            </m:den>
+          </m:f>
+          <m:d>
+            <m:dPr>
+              <m:ctrlPr>
+                <w:rPr>
+                  <w:rFonts w:ascii="Cambria Math" w:hAnsi="Cambria Math" w:cstheme="minorHAnsi"/>
+                  <w:i/>
+                  <w:lang w:val="en-US"/>
+                </w:rPr>
+              </m:ctrlPr>
+            </m:dPr>
+            <m:e>
+              <m:sSubSup>
+                <m:sSubSupPr>
+                  <m:ctrlPr>
+                    <w:rPr>
+                      <w:rFonts w:ascii="Cambria Math" w:hAnsi="Cambria Math" w:cstheme="minorHAnsi"/>
+                      <w:i/>
+                      <w:lang w:val="en-US"/>
+                    </w:rPr>
+                  </m:ctrlPr>
+                </m:sSubSupPr>
+                <m:e>
+                  <m:r>
+                    <w:rPr>
+                      <w:rFonts w:ascii="Cambria Math" w:hAnsi="Cambria Math" w:cstheme="minorHAnsi"/>
+                      <w:lang w:val="en-US"/>
+                    </w:rPr>
+                    <m:t>k</m:t>
+                  </m:r>
+                </m:e>
+                <m:sub>
+                  <m:r>
+                    <w:rPr>
+                      <w:rFonts w:ascii="Cambria Math" w:hAnsi="Cambria Math" w:cstheme="minorHAnsi"/>
+                      <w:lang w:val="en-US"/>
+                    </w:rPr>
+                    <m:t>1</m:t>
+                  </m:r>
+                </m:sub>
+                <m:sup>
+                  <m:r>
+                    <w:rPr>
+                      <w:rFonts w:ascii="Cambria Math" w:hAnsi="Cambria Math" w:cstheme="minorHAnsi"/>
+                      <w:lang w:val="en-US"/>
+                    </w:rPr>
+                    <m:t>h</m:t>
+                  </m:r>
+                </m:sup>
+              </m:sSubSup>
+              <m:r>
+                <w:rPr>
+                  <w:rFonts w:ascii="Cambria Math" w:hAnsi="Cambria Math" w:cstheme="minorHAnsi"/>
+                  <w:lang w:val="en-US"/>
+                </w:rPr>
+                <m:t>+2</m:t>
+              </m:r>
+              <m:sSubSup>
+                <m:sSubSupPr>
+                  <m:ctrlPr>
+                    <w:rPr>
+                      <w:rFonts w:ascii="Cambria Math" w:hAnsi="Cambria Math" w:cstheme="minorHAnsi"/>
+                      <w:i/>
+                      <w:lang w:val="en-US"/>
+                    </w:rPr>
+                  </m:ctrlPr>
+                </m:sSubSupPr>
+                <m:e>
+                  <m:r>
+                    <w:rPr>
+                      <w:rFonts w:ascii="Cambria Math" w:hAnsi="Cambria Math" w:cstheme="minorHAnsi"/>
+                      <w:lang w:val="en-US"/>
+                    </w:rPr>
+                    <m:t>k</m:t>
+                  </m:r>
+                </m:e>
+                <m:sub>
+                  <m:r>
+                    <w:rPr>
+                      <w:rFonts w:ascii="Cambria Math" w:hAnsi="Cambria Math" w:cstheme="minorHAnsi"/>
+                      <w:lang w:val="en-US"/>
+                    </w:rPr>
+                    <m:t>2</m:t>
+                  </m:r>
+                </m:sub>
+                <m:sup>
+                  <m:r>
+                    <w:rPr>
+                      <w:rFonts w:ascii="Cambria Math" w:hAnsi="Cambria Math" w:cstheme="minorHAnsi"/>
+                      <w:lang w:val="en-US"/>
+                    </w:rPr>
+                    <m:t>h</m:t>
+                  </m:r>
+                </m:sup>
+              </m:sSubSup>
+              <m:r>
+                <w:rPr>
+                  <w:rFonts w:ascii="Cambria Math" w:hAnsi="Cambria Math" w:cstheme="minorHAnsi"/>
+                  <w:lang w:val="en-US"/>
+                </w:rPr>
+                <m:t>+2</m:t>
+              </m:r>
+              <m:sSubSup>
+                <m:sSubSupPr>
+                  <m:ctrlPr>
+                    <w:rPr>
+                      <w:rFonts w:ascii="Cambria Math" w:hAnsi="Cambria Math" w:cstheme="minorHAnsi"/>
+                      <w:i/>
+                      <w:lang w:val="en-US"/>
+                    </w:rPr>
+                  </m:ctrlPr>
+                </m:sSubSupPr>
+                <m:e>
+                  <m:r>
+                    <w:rPr>
+                      <w:rFonts w:ascii="Cambria Math" w:hAnsi="Cambria Math" w:cstheme="minorHAnsi"/>
+                      <w:lang w:val="en-US"/>
+                    </w:rPr>
+                    <m:t>k</m:t>
+                  </m:r>
+                </m:e>
+                <m:sub>
+                  <m:r>
+                    <w:rPr>
+                      <w:rFonts w:ascii="Cambria Math" w:hAnsi="Cambria Math" w:cstheme="minorHAnsi"/>
+                      <w:lang w:val="en-US"/>
+                    </w:rPr>
+                    <m:t>3</m:t>
+                  </m:r>
+                </m:sub>
+                <m:sup>
+                  <m:r>
+                    <w:rPr>
+                      <w:rFonts w:ascii="Cambria Math" w:hAnsi="Cambria Math" w:cstheme="minorHAnsi"/>
+                      <w:lang w:val="en-US"/>
+                    </w:rPr>
+                    <m:t>h</m:t>
+                  </m:r>
+                </m:sup>
+              </m:sSubSup>
+              <m:r>
+                <w:rPr>
+                  <w:rFonts w:ascii="Cambria Math" w:hAnsi="Cambria Math" w:cstheme="minorHAnsi"/>
+                  <w:lang w:val="en-US"/>
+                </w:rPr>
+                <m:t>+</m:t>
+              </m:r>
+              <m:sSubSup>
+                <m:sSubSupPr>
+                  <m:ctrlPr>
+                    <w:rPr>
+                      <w:rFonts w:ascii="Cambria Math" w:hAnsi="Cambria Math" w:cstheme="minorHAnsi"/>
+                      <w:i/>
+                      <w:lang w:val="en-US"/>
+                    </w:rPr>
+                  </m:ctrlPr>
+                </m:sSubSupPr>
+                <m:e>
+                  <m:r>
+                    <w:rPr>
+                      <w:rFonts w:ascii="Cambria Math" w:hAnsi="Cambria Math" w:cstheme="minorHAnsi"/>
+                      <w:lang w:val="en-US"/>
+                    </w:rPr>
+                    <m:t>k</m:t>
+                  </m:r>
+                </m:e>
+                <m:sub>
+                  <m:r>
+                    <w:rPr>
+                      <w:rFonts w:ascii="Cambria Math" w:hAnsi="Cambria Math" w:cstheme="minorHAnsi"/>
+                      <w:lang w:val="en-US"/>
+                    </w:rPr>
+                    <m:t>4</m:t>
+                  </m:r>
+                </m:sub>
+                <m:sup>
+                  <m:r>
+                    <w:rPr>
+                      <w:rFonts w:ascii="Cambria Math" w:hAnsi="Cambria Math" w:cstheme="minorHAnsi"/>
+                      <w:lang w:val="en-US"/>
+                    </w:rPr>
+                    <m:t>h</m:t>
+                  </m:r>
+                </m:sup>
+              </m:sSubSup>
+            </m:e>
+          </m:d>
+          <m:r>
+            <w:rPr>
+              <w:rFonts w:ascii="Cambria Math" w:hAnsi="Cambria Math" w:cstheme="minorHAnsi"/>
+              <w:lang w:val="en-US"/>
+            </w:rPr>
+            <m:t>,</m:t>
+          </m:r>
+        </m:oMath>
+      </m:oMathPara>
+    </w:p>
+    <w:p>
+      <w:pPr>
+        <w:pStyle w:val="a3"/>
+        <w:spacing w:before="0" w:beforeAutospacing="0" w:after="120" w:afterAutospacing="0"/>
+        <w:rPr>
+          <w:rFonts w:asciiTheme="minorHAnsi" w:hAnsiTheme="minorHAnsi" w:cstheme="minorHAnsi"/>
+          <w:lang w:val="en-US"/>
+        </w:rPr>
+      </w:pPr>
+      <m:oMathPara>
+        <m:oMath>
+          <m:r>
+            <w:rPr>
+              <w:rFonts w:ascii="Cambria Math" w:hAnsi="Cambria Math" w:cstheme="minorHAnsi"/>
+              <w:lang w:val="en-US"/>
+            </w:rPr>
+            <m:t>v</m:t>
+          </m:r>
+          <m:d>
+            <m:dPr>
+              <m:ctrlPr>
+                <w:rPr>
+                  <w:rFonts w:ascii="Cambria Math" w:hAnsi="Cambria Math" w:cstheme="minorHAnsi"/>
+                  <w:i/>
+                  <w:lang w:val="en-US"/>
+                </w:rPr>
+              </m:ctrlPr>
+            </m:dPr>
+            <m:e>
+              <m:r>
+                <w:rPr>
+                  <w:rFonts w:ascii="Cambria Math" w:hAnsi="Cambria Math" w:cstheme="minorHAnsi"/>
+                  <w:lang w:val="en-US"/>
+                </w:rPr>
+                <m:t>t+</m:t>
+              </m:r>
+              <m:r>
+                <m:rPr>
+                  <m:sty m:val="p"/>
+                </m:rPr>
+                <w:rPr>
+                  <w:rFonts w:ascii="Cambria Math" w:hAnsi="Cambria Math" w:cstheme="minorHAnsi"/>
+                  <w:lang w:val="en-US"/>
+                </w:rPr>
+                <m:t>Δ</m:t>
+              </m:r>
+              <m:r>
+                <w:rPr>
+                  <w:rFonts w:ascii="Cambria Math" w:hAnsi="Cambria Math" w:cstheme="minorHAnsi"/>
+                  <w:lang w:val="en-US"/>
+                </w:rPr>
+                <m:t>t</m:t>
+              </m:r>
+            </m:e>
+          </m:d>
+          <m:r>
+            <w:rPr>
+              <w:rFonts w:ascii="Cambria Math" w:hAnsi="Cambria Math" w:cstheme="minorHAnsi"/>
+              <w:lang w:val="en-US"/>
+            </w:rPr>
+            <m:t>=v</m:t>
+          </m:r>
+          <m:d>
+            <m:dPr>
+              <m:ctrlPr>
+                <w:rPr>
+                  <w:rFonts w:ascii="Cambria Math" w:hAnsi="Cambria Math" w:cstheme="minorHAnsi"/>
+                  <w:i/>
+                  <w:lang w:val="en-US"/>
+                </w:rPr>
+              </m:ctrlPr>
+            </m:dPr>
+            <m:e>
+              <m:r>
+                <w:rPr>
+                  <w:rFonts w:ascii="Cambria Math" w:hAnsi="Cambria Math" w:cstheme="minorHAnsi"/>
+                  <w:lang w:val="en-US"/>
+                </w:rPr>
+                <m:t>t</m:t>
+              </m:r>
+            </m:e>
+          </m:d>
+          <m:r>
+            <w:rPr>
+              <w:rFonts w:ascii="Cambria Math" w:hAnsi="Cambria Math" w:cstheme="minorHAnsi"/>
+              <w:lang w:val="en-US"/>
+            </w:rPr>
+            <m:t>+</m:t>
+          </m:r>
+          <m:f>
+            <m:fPr>
+              <m:ctrlPr>
+                <w:rPr>
+                  <w:rFonts w:ascii="Cambria Math" w:hAnsi="Cambria Math" w:cstheme="minorHAnsi"/>
+                  <w:lang w:val="en-US"/>
+                </w:rPr>
+              </m:ctrlPr>
+            </m:fPr>
+            <m:num>
+              <m:r>
+                <m:rPr>
+                  <m:sty m:val="p"/>
+                </m:rPr>
+                <w:rPr>
+                  <w:rFonts w:ascii="Cambria Math" w:hAnsi="Cambria Math" w:cstheme="minorHAnsi"/>
+                  <w:lang w:val="en-US"/>
+                </w:rPr>
+                <m:t>Δ</m:t>
+              </m:r>
+              <m:r>
+                <w:rPr>
+                  <w:rFonts w:ascii="Cambria Math" w:hAnsi="Cambria Math" w:cstheme="minorHAnsi"/>
+                  <w:lang w:val="en-US"/>
+                </w:rPr>
+                <m:t>t</m:t>
+              </m:r>
+              <m:ctrlPr>
+                <w:rPr>
+                  <w:rFonts w:ascii="Cambria Math" w:hAnsi="Cambria Math" w:cstheme="minorHAnsi"/>
+                  <w:i/>
+                  <w:lang w:val="en-US"/>
+                </w:rPr>
+              </m:ctrlPr>
+            </m:num>
+            <m:den>
+              <m:r>
+                <w:rPr>
+                  <w:rFonts w:ascii="Cambria Math" w:hAnsi="Cambria Math" w:cstheme="minorHAnsi"/>
+                  <w:lang w:val="en-US"/>
+                </w:rPr>
+                <m:t>6</m:t>
+              </m:r>
+              <m:ctrlPr>
+                <w:rPr>
+                  <w:rFonts w:ascii="Cambria Math" w:hAnsi="Cambria Math" w:cstheme="minorHAnsi"/>
+                  <w:i/>
+                  <w:lang w:val="en-US"/>
+                </w:rPr>
+              </m:ctrlPr>
+            </m:den>
+          </m:f>
+          <m:d>
+            <m:dPr>
+              <m:ctrlPr>
+                <w:rPr>
+                  <w:rFonts w:ascii="Cambria Math" w:hAnsi="Cambria Math" w:cstheme="minorHAnsi"/>
+                  <w:i/>
+                  <w:lang w:val="en-US"/>
+                </w:rPr>
+              </m:ctrlPr>
+            </m:dPr>
+            <m:e>
+              <m:sSubSup>
+                <m:sSubSupPr>
+                  <m:ctrlPr>
+                    <w:rPr>
+                      <w:rFonts w:ascii="Cambria Math" w:hAnsi="Cambria Math" w:cstheme="minorHAnsi"/>
+                      <w:i/>
+                      <w:lang w:val="en-US"/>
+                    </w:rPr>
+                  </m:ctrlPr>
+                </m:sSubSupPr>
+                <m:e>
+                  <m:r>
+                    <w:rPr>
+                      <w:rFonts w:ascii="Cambria Math" w:hAnsi="Cambria Math" w:cstheme="minorHAnsi"/>
+                      <w:lang w:val="en-US"/>
+                    </w:rPr>
+                    <m:t>k</m:t>
+                  </m:r>
+                </m:e>
+                <m:sub>
+                  <m:r>
+                    <w:rPr>
+                      <w:rFonts w:ascii="Cambria Math" w:hAnsi="Cambria Math" w:cstheme="minorHAnsi"/>
+                      <w:lang w:val="en-US"/>
+                    </w:rPr>
+                    <m:t>1</m:t>
+                  </m:r>
+                </m:sub>
+                <m:sup>
+                  <m:r>
+                    <w:rPr>
+                      <w:rFonts w:ascii="Cambria Math" w:hAnsi="Cambria Math" w:cstheme="minorHAnsi"/>
+                      <w:lang w:val="en-US"/>
+                    </w:rPr>
+                    <m:t>v</m:t>
+                  </m:r>
+                </m:sup>
+              </m:sSubSup>
+              <m:r>
+                <w:rPr>
+                  <w:rFonts w:ascii="Cambria Math" w:hAnsi="Cambria Math" w:cstheme="minorHAnsi"/>
+                  <w:lang w:val="en-US"/>
+                </w:rPr>
+                <m:t>+2</m:t>
+              </m:r>
+              <m:sSubSup>
+                <m:sSubSupPr>
+                  <m:ctrlPr>
+                    <w:rPr>
+                      <w:rFonts w:ascii="Cambria Math" w:hAnsi="Cambria Math" w:cstheme="minorHAnsi"/>
+                      <w:i/>
+                      <w:lang w:val="en-US"/>
+                    </w:rPr>
+                  </m:ctrlPr>
+                </m:sSubSupPr>
+                <m:e>
+                  <m:r>
+                    <w:rPr>
+                      <w:rFonts w:ascii="Cambria Math" w:hAnsi="Cambria Math" w:cstheme="minorHAnsi"/>
+                      <w:lang w:val="en-US"/>
+                    </w:rPr>
+                    <m:t>k</m:t>
+                  </m:r>
+                </m:e>
+                <m:sub>
+                  <m:r>
+                    <w:rPr>
+                      <w:rFonts w:ascii="Cambria Math" w:hAnsi="Cambria Math" w:cstheme="minorHAnsi"/>
+                      <w:lang w:val="en-US"/>
+                    </w:rPr>
+                    <m:t>2</m:t>
+                  </m:r>
+                </m:sub>
+                <m:sup>
+                  <m:r>
+                    <w:rPr>
+                      <w:rFonts w:ascii="Cambria Math" w:hAnsi="Cambria Math" w:cstheme="minorHAnsi"/>
+                      <w:lang w:val="en-US"/>
+                    </w:rPr>
+                    <m:t>v</m:t>
+                  </m:r>
+                </m:sup>
+              </m:sSubSup>
+              <m:r>
+                <w:rPr>
+                  <w:rFonts w:ascii="Cambria Math" w:hAnsi="Cambria Math" w:cstheme="minorHAnsi"/>
+                  <w:lang w:val="en-US"/>
+                </w:rPr>
+                <m:t>+2</m:t>
+              </m:r>
+              <m:sSubSup>
+                <m:sSubSupPr>
+                  <m:ctrlPr>
+                    <w:rPr>
+                      <w:rFonts w:ascii="Cambria Math" w:hAnsi="Cambria Math" w:cstheme="minorHAnsi"/>
+                      <w:i/>
+                      <w:lang w:val="en-US"/>
+                    </w:rPr>
+                  </m:ctrlPr>
+                </m:sSubSupPr>
+                <m:e>
+                  <m:r>
+                    <w:rPr>
+                      <w:rFonts w:ascii="Cambria Math" w:hAnsi="Cambria Math" w:cstheme="minorHAnsi"/>
+                      <w:lang w:val="en-US"/>
+                    </w:rPr>
+                    <m:t>k</m:t>
+                  </m:r>
+                </m:e>
+                <m:sub>
+                  <m:r>
+                    <w:rPr>
+                      <w:rFonts w:ascii="Cambria Math" w:hAnsi="Cambria Math" w:cstheme="minorHAnsi"/>
+                      <w:lang w:val="en-US"/>
+                    </w:rPr>
+                    <m:t>3</m:t>
+                  </m:r>
+                </m:sub>
+                <m:sup>
+                  <m:r>
+                    <w:rPr>
+                      <w:rFonts w:ascii="Cambria Math" w:hAnsi="Cambria Math" w:cstheme="minorHAnsi"/>
+                      <w:lang w:val="en-US"/>
+                    </w:rPr>
+                    <m:t>v</m:t>
+                  </m:r>
+                </m:sup>
+              </m:sSubSup>
+              <m:r>
+                <w:rPr>
+                  <w:rFonts w:ascii="Cambria Math" w:hAnsi="Cambria Math" w:cstheme="minorHAnsi"/>
+                  <w:lang w:val="en-US"/>
+                </w:rPr>
+                <m:t>+</m:t>
+              </m:r>
+              <m:sSubSup>
+                <m:sSubSupPr>
+                  <m:ctrlPr>
+                    <w:rPr>
+                      <w:rFonts w:ascii="Cambria Math" w:hAnsi="Cambria Math" w:cstheme="minorHAnsi"/>
+                      <w:i/>
+                      <w:lang w:val="en-US"/>
+                    </w:rPr>
+                  </m:ctrlPr>
+                </m:sSubSupPr>
+                <m:e>
+                  <m:r>
+                    <w:rPr>
+                      <w:rFonts w:ascii="Cambria Math" w:hAnsi="Cambria Math" w:cstheme="minorHAnsi"/>
+                      <w:lang w:val="en-US"/>
+                    </w:rPr>
+                    <m:t>k</m:t>
+                  </m:r>
+                </m:e>
+                <m:sub>
+                  <m:r>
+                    <w:rPr>
+                      <w:rFonts w:ascii="Cambria Math" w:hAnsi="Cambria Math" w:cstheme="minorHAnsi"/>
+                      <w:lang w:val="en-US"/>
+                    </w:rPr>
+                    <m:t>4</m:t>
+                  </m:r>
+                </m:sub>
+                <m:sup>
+                  <m:r>
+                    <w:rPr>
+                      <w:rFonts w:ascii="Cambria Math" w:hAnsi="Cambria Math" w:cstheme="minorHAnsi"/>
+                      <w:lang w:val="en-US"/>
+                    </w:rPr>
+                    <m:t>v</m:t>
+                  </m:r>
+                </m:sup>
+              </m:sSubSup>
+            </m:e>
+          </m:d>
+        </m:oMath>
+      </m:oMathPara>
+    </w:p>
+    <w:p>
+      <w:pPr>
+        <w:pStyle w:val="a3"/>
+        <w:spacing w:before="0" w:beforeAutospacing="0" w:after="120" w:afterAutospacing="0"/>
+        <w:rPr>
+          <w:rFonts w:asciiTheme="minorHAnsi" w:hAnsiTheme="minorHAnsi" w:cstheme="minorHAnsi"/>
+        </w:rPr>
+      </w:pPr>
+      <w:r>
+        <w:rPr>
+          <w:rFonts w:asciiTheme="minorHAnsi" w:hAnsiTheme="minorHAnsi" w:cstheme="minorHAnsi"/>
+        </w:rPr>
+        <w:t xml:space="preserve">- </w:t>
+      </w:r>
+      <m:oMath>
+        <m:sSubSup>
+          <m:sSubSupPr>
+            <m:ctrlPr>
+              <w:rPr>
+                <w:rFonts w:ascii="Cambria Math" w:hAnsi="Cambria Math" w:cstheme="minorHAnsi"/>
+                <w:i/>
+              </w:rPr>
+            </m:ctrlPr>
+          </m:sSubSupPr>
+          <m:e>
+            <m:r>
+              <w:rPr>
+                <w:rFonts w:ascii="Cambria Math" w:hAnsi="Cambria Math" w:cstheme="minorHAnsi"/>
+              </w:rPr>
+              <m:t>k</m:t>
+            </m:r>
+          </m:e>
+          <m:sub>
+            <m:r>
+              <w:rPr>
+                <w:rFonts w:ascii="Cambria Math" w:hAnsi="Cambria Math" w:cstheme="minorHAnsi"/>
+              </w:rPr>
+              <m:t>i</m:t>
+            </m:r>
+          </m:sub>
+          <m:sup>
+            <m:r>
+              <w:rPr>
+                <w:rFonts w:ascii="Cambria Math" w:hAnsi="Cambria Math" w:cstheme="minorHAnsi"/>
+              </w:rPr>
+              <m:t>h</m:t>
+            </m:r>
+          </m:sup>
+        </m:sSubSup>
+      </m:oMath>
+      <w:r>
+        <w:rPr>
+          <w:rFonts w:asciiTheme="minorHAnsi" w:hAnsiTheme="minorHAnsi" w:cstheme="minorHAnsi"/>
+        </w:rPr>
+        <w:t xml:space="preserve"> — промежуточные приращения высоты (м/с)  </w:t>
+      </w:r>
+    </w:p>
+    <w:p>
+      <w:pPr>
+        <w:pStyle w:val="a3"/>
+        <w:spacing w:before="0" w:beforeAutospacing="0" w:after="120" w:afterAutospacing="0"/>
+        <w:rPr>
+          <w:rFonts w:asciiTheme="minorHAnsi" w:hAnsiTheme="minorHAnsi" w:cstheme="minorHAnsi"/>
+        </w:rPr>
+      </w:pPr>
+      <w:r>
+        <w:rPr>
+          <w:rFonts w:asciiTheme="minorHAnsi" w:hAnsiTheme="minorHAnsi" w:cstheme="minorHAnsi"/>
+        </w:rPr>
+        <w:t xml:space="preserve">- </w:t>
+      </w:r>
+      <m:oMath>
+        <m:sSubSup>
+          <m:sSubSupPr>
+            <m:ctrlPr>
+              <w:rPr>
+                <w:rFonts w:ascii="Cambria Math" w:hAnsi="Cambria Math" w:cstheme="minorHAnsi"/>
+                <w:i/>
+              </w:rPr>
+            </m:ctrlPr>
+          </m:sSubSupPr>
+          <m:e>
+            <m:r>
+              <w:rPr>
+                <w:rFonts w:ascii="Cambria Math" w:hAnsi="Cambria Math" w:cstheme="minorHAnsi"/>
+              </w:rPr>
+              <m:t>k</m:t>
+            </m:r>
+          </m:e>
+          <m:sub>
+            <m:r>
+              <w:rPr>
+                <w:rFonts w:ascii="Cambria Math" w:hAnsi="Cambria Math" w:cstheme="minorHAnsi"/>
+              </w:rPr>
+              <m:t>i</m:t>
+            </m:r>
+          </m:sub>
+          <m:sup>
+            <m:r>
+              <w:rPr>
+                <w:rFonts w:ascii="Cambria Math" w:hAnsi="Cambria Math" w:cstheme="minorHAnsi"/>
+              </w:rPr>
+              <m:t>v</m:t>
+            </m:r>
+          </m:sup>
+        </m:sSubSup>
+      </m:oMath>
+      <w:r>
+        <w:rPr>
+          <w:rFonts w:asciiTheme="minorHAnsi" w:hAnsiTheme="minorHAnsi" w:cstheme="minorHAnsi"/>
+        </w:rPr>
+        <w:t xml:space="preserve"> — промежуточные приращения скорости (м/с²)  </w:t>
+      </w:r>
+    </w:p>
+    <w:p>
+      <w:pPr>
+        <w:pStyle w:val="a3"/>
+        <w:spacing w:before="0" w:beforeAutospacing="0" w:after="120" w:afterAutospacing="0"/>
+        <w:rPr>
+          <w:rFonts w:asciiTheme="minorHAnsi" w:hAnsiTheme="minorHAnsi" w:cstheme="minorHAnsi"/>
+        </w:rPr>
+      </w:pPr>
+      <w:r>
+        <w:rPr>
+          <w:rFonts w:asciiTheme="minorHAnsi" w:hAnsiTheme="minorHAnsi" w:cstheme="minorHAnsi"/>
+        </w:rPr>
+        <w:t xml:space="preserve">- </w:t>
+      </w:r>
+      <m:oMath>
+        <m:r>
+          <w:rPr>
+            <w:rFonts w:ascii="Cambria Math" w:hAnsi="Cambria Math" w:cstheme="minorHAnsi"/>
+          </w:rPr>
+          <m:t>a</m:t>
+        </m:r>
+      </m:oMath>
+      <w:r>
+        <w:rPr>
+          <w:rFonts w:asciiTheme="minorHAnsi" w:hAnsiTheme="minorHAnsi" w:cstheme="minorHAnsi"/>
+        </w:rPr>
+        <w:t xml:space="preserve"> — ускорение на промежуточном состоянии (м/с²)  </w:t>
+      </w:r>
+    </w:p>
+    <w:p>
+      <w:pPr>
+        <w:pStyle w:val="a3"/>
+        <w:spacing w:before="0" w:beforeAutospacing="0" w:after="120" w:afterAutospacing="0"/>
+        <w:rPr>
+          <w:rFonts w:asciiTheme="minorHAnsi" w:hAnsiTheme="minorHAnsi" w:cstheme="minorHAnsi"/>
+        </w:rPr>
+      </w:pPr>
+      <w:r>
+        <w:rPr>
+          <w:rFonts w:asciiTheme="minorHAnsi" w:hAnsiTheme="minorHAnsi" w:cstheme="minorHAnsi"/>
+        </w:rPr>
+        <w:t xml:space="preserve">- </w:t>
+      </w:r>
+      <m:oMath>
+        <m:r>
+          <m:rPr>
+            <m:sty m:val="p"/>
+          </m:rPr>
+          <w:rPr>
+            <w:rFonts w:ascii="Cambria Math" w:hAnsi="Cambria Math" w:cstheme="minorHAnsi"/>
+          </w:rPr>
+          <m:t>Δ</m:t>
+        </m:r>
+        <m:r>
+          <w:rPr>
+            <w:rFonts w:ascii="Cambria Math" w:hAnsi="Cambria Math" w:cstheme="minorHAnsi"/>
+          </w:rPr>
+          <m:t>t</m:t>
+        </m:r>
+      </m:oMath>
+      <w:r>
+        <w:rPr>
+          <w:rFonts w:asciiTheme="minorHAnsi" w:hAnsiTheme="minorHAnsi" w:cstheme="minorHAnsi"/>
+        </w:rPr>
+        <w:t xml:space="preserve"> — шаг по времени (с)  </w:t>
+      </w:r>
+    </w:p>
+    <w:p>
+      <w:pPr>
+        <w:pStyle w:val="a3"/>
+        <w:spacing w:before="0" w:beforeAutospacing="0" w:after="120" w:afterAutospacing="0"/>
+        <w:rPr>
+          <w:rFonts w:asciiTheme="minorHAnsi" w:hAnsiTheme="minorHAnsi" w:cstheme="minorHAnsi"/>
+        </w:rPr>
+      </w:pPr>
+    </w:p>
+    <w:p>
+      <w:pPr>
+        <w:pStyle w:val="a3"/>
+        <w:spacing w:before="0" w:beforeAutospacing="0" w:after="120" w:afterAutospacing="0"/>
+        <w:rPr>
+          <w:rFonts w:asciiTheme="minorHAnsi" w:hAnsiTheme="minorHAnsi" w:cstheme="minorHAnsi"/>
+        </w:rPr>
+      </w:pPr>
+      <w:r>
+        <w:rPr>
+          <w:rFonts w:asciiTheme="minorHAnsi" w:hAnsiTheme="minorHAnsi" w:cstheme="minorHAnsi"/>
+          <w:b/>
+          <w:bCs/>
+        </w:rPr>
+        <w:t>Тяга на высоте из тяги на уровне моря и в вакууме</w:t>
+      </w:r>
+    </w:p>
+    <w:p>
+      <w:pPr>
+        <w:pStyle w:val="a3"/>
+        <w:spacing w:before="0" w:beforeAutospacing="0" w:after="120" w:afterAutospacing="0"/>
+        <w:rPr>
+          <w:rFonts w:asciiTheme="minorHAnsi" w:hAnsiTheme="minorHAnsi" w:cstheme="minorHAnsi"/>
+          <w:lang w:val="en-US"/>
+        </w:rPr>
+      </w:pPr>
+      <m:oMathPara>
+        <m:oMath>
+          <m:r>
+            <w:rPr>
+              <w:rFonts w:ascii="Cambria Math" w:hAnsi="Cambria Math" w:cstheme="minorHAnsi"/>
+              <w:lang w:val="en-US"/>
+            </w:rPr>
+            <m:t>F</m:t>
+          </m:r>
+          <m:d>
+            <m:dPr>
+              <m:ctrlPr>
+                <w:rPr>
+                  <w:rFonts w:ascii="Cambria Math" w:hAnsi="Cambria Math" w:cstheme="minorHAnsi"/>
+                  <w:i/>
+                  <w:lang w:val="en-US"/>
+                </w:rPr>
+              </m:ctrlPr>
+            </m:dPr>
+            <m:e>
+              <m:r>
+                <w:rPr>
+                  <w:rFonts w:ascii="Cambria Math" w:hAnsi="Cambria Math" w:cstheme="minorHAnsi"/>
+                  <w:lang w:val="en-US"/>
+                </w:rPr>
+                <m:t>h</m:t>
+              </m:r>
+            </m:e>
+          </m:d>
+          <m:r>
+            <w:rPr>
+              <w:rFonts w:ascii="Cambria Math" w:hAnsi="Cambria Math" w:cstheme="minorHAnsi"/>
+              <w:lang w:val="en-US"/>
+            </w:rPr>
+            <m:t>=</m:t>
+          </m:r>
+          <m:sSub>
+            <m:sSubPr>
+              <m:ctrlPr>
+                <w:rPr>
+                  <w:rFonts w:ascii="Cambria Math" w:hAnsi="Cambria Math" w:cstheme="minorHAnsi"/>
+                  <w:i/>
+                  <w:lang w:val="en-US"/>
+                </w:rPr>
+              </m:ctrlPr>
+            </m:sSubPr>
+            <m:e>
+              <m:r>
+                <w:rPr>
+                  <w:rFonts w:ascii="Cambria Math" w:hAnsi="Cambria Math" w:cstheme="minorHAnsi"/>
+                  <w:lang w:val="en-US"/>
+                </w:rPr>
+                <m:t>F</m:t>
+              </m:r>
+            </m:e>
+            <m:sub>
+              <m:r>
+                <m:rPr>
+                  <m:nor/>
+                </m:rPr>
+                <w:rPr>
+                  <w:rFonts w:ascii="Cambria Math" w:hAnsi="Cambria Math" w:cstheme="minorHAnsi"/>
+                  <w:lang w:val="en-US"/>
+                </w:rPr>
+                <m:t>vac</m:t>
+              </m:r>
+            </m:sub>
+          </m:sSub>
+          <m:r>
+            <w:rPr>
+              <w:rFonts w:ascii="Cambria Math" w:hAnsi="Cambria Math" w:cstheme="minorHAnsi"/>
+              <w:lang w:val="en-US"/>
+            </w:rPr>
+            <m:t>-</m:t>
+          </m:r>
+          <m:sSub>
+            <m:sSubPr>
+              <m:ctrlPr>
+                <w:rPr>
+                  <w:rFonts w:ascii="Cambria Math" w:hAnsi="Cambria Math" w:cstheme="minorHAnsi"/>
+                  <w:i/>
+                  <w:lang w:val="en-US"/>
+                </w:rPr>
+              </m:ctrlPr>
+            </m:sSubPr>
+            <m:e>
+              <m:r>
+                <w:rPr>
+                  <w:rFonts w:ascii="Cambria Math" w:hAnsi="Cambria Math" w:cstheme="minorHAnsi"/>
+                  <w:lang w:val="en-US"/>
+                </w:rPr>
+                <m:t>p</m:t>
+              </m:r>
+            </m:e>
+            <m:sub>
+              <m:r>
+                <w:rPr>
+                  <w:rFonts w:ascii="Cambria Math" w:hAnsi="Cambria Math" w:cstheme="minorHAnsi"/>
+                  <w:lang w:val="en-US"/>
+                </w:rPr>
+                <m:t>a</m:t>
+              </m:r>
+            </m:sub>
+          </m:sSub>
+          <m:d>
+            <m:dPr>
+              <m:ctrlPr>
+                <w:rPr>
+                  <w:rFonts w:ascii="Cambria Math" w:hAnsi="Cambria Math" w:cstheme="minorHAnsi"/>
+                  <w:i/>
+                  <w:lang w:val="en-US"/>
+                </w:rPr>
+              </m:ctrlPr>
+            </m:dPr>
+            <m:e>
+              <m:r>
+                <w:rPr>
+                  <w:rFonts w:ascii="Cambria Math" w:hAnsi="Cambria Math" w:cstheme="minorHAnsi"/>
+                  <w:lang w:val="en-US"/>
+                </w:rPr>
+                <m:t>h</m:t>
+              </m:r>
+            </m:e>
+          </m:d>
+          <m:r>
+            <m:rPr>
+              <m:sty m:val="p"/>
+            </m:rPr>
+            <w:rPr>
+              <w:rFonts w:ascii="Cambria Math" w:hAnsi="Cambria Math" w:cstheme="minorHAnsi"/>
+              <w:lang w:val="en-US"/>
+            </w:rPr>
+            <m:t>⋅</m:t>
+          </m:r>
+          <m:sSub>
+            <m:sSubPr>
+              <m:ctrlPr>
+                <w:rPr>
+                  <w:rFonts w:ascii="Cambria Math" w:hAnsi="Cambria Math" w:cstheme="minorHAnsi"/>
+                  <w:i/>
+                  <w:lang w:val="en-US"/>
+                </w:rPr>
+              </m:ctrlPr>
+            </m:sSubPr>
+            <m:e>
+              <m:r>
+                <w:rPr>
+                  <w:rFonts w:ascii="Cambria Math" w:hAnsi="Cambria Math" w:cstheme="minorHAnsi"/>
+                  <w:lang w:val="en-US"/>
+                </w:rPr>
+                <m:t>A</m:t>
+              </m:r>
+              <m:ctrlPr>
+                <w:rPr>
+                  <w:rFonts w:ascii="Cambria Math" w:hAnsi="Cambria Math" w:cstheme="minorHAnsi"/>
+                  <w:lang w:val="en-US"/>
+                </w:rPr>
+              </m:ctrlPr>
+            </m:e>
+            <m:sub>
+              <m:r>
+                <w:rPr>
+                  <w:rFonts w:ascii="Cambria Math" w:hAnsi="Cambria Math" w:cstheme="minorHAnsi"/>
+                  <w:lang w:val="en-US"/>
+                </w:rPr>
+                <m:t>e</m:t>
+              </m:r>
+            </m:sub>
+          </m:sSub>
+        </m:oMath>
+      </m:oMathPara>
+    </w:p>
+    <w:p>
+      <w:pPr>
+        <w:pStyle w:val="a3"/>
+        <w:spacing w:before="0" w:beforeAutospacing="0" w:after="120" w:afterAutospacing="0"/>
+        <w:rPr>
+          <w:rFonts w:asciiTheme="minorHAnsi" w:hAnsiTheme="minorHAnsi" w:cstheme="minorHAnsi"/>
+          <w:lang w:val="en-US"/>
+        </w:rPr>
+      </w:pPr>
+      <m:oMathPara>
+        <m:oMath>
+          <m:sSub>
+            <m:sSubPr>
+              <m:ctrlPr>
+                <w:rPr>
+                  <w:rFonts w:ascii="Cambria Math" w:hAnsi="Cambria Math" w:cstheme="minorHAnsi"/>
+                  <w:i/>
+                  <w:lang w:val="en-US"/>
+                </w:rPr>
+              </m:ctrlPr>
+            </m:sSubPr>
+            <m:e>
+              <m:r>
+                <w:rPr>
+                  <w:rFonts w:ascii="Cambria Math" w:hAnsi="Cambria Math" w:cstheme="minorHAnsi"/>
+                  <w:lang w:val="en-US"/>
+                </w:rPr>
+                <m:t>A</m:t>
+              </m:r>
+            </m:e>
+            <m:sub>
+              <m:r>
+                <w:rPr>
+                  <w:rFonts w:ascii="Cambria Math" w:hAnsi="Cambria Math" w:cstheme="minorHAnsi"/>
+                  <w:lang w:val="en-US"/>
+                </w:rPr>
+                <m:t>e</m:t>
+              </m:r>
+            </m:sub>
+          </m:sSub>
+          <m:r>
+            <w:rPr>
+              <w:rFonts w:ascii="Cambria Math" w:hAnsi="Cambria Math" w:cstheme="minorHAnsi"/>
+              <w:lang w:val="en-US"/>
+            </w:rPr>
+            <m:t>=</m:t>
+          </m:r>
+          <m:f>
+            <m:fPr>
+              <m:ctrlPr>
+                <w:rPr>
+                  <w:rFonts w:ascii="Cambria Math" w:hAnsi="Cambria Math" w:cstheme="minorHAnsi"/>
+                  <w:lang w:val="en-US"/>
+                </w:rPr>
+              </m:ctrlPr>
+            </m:fPr>
+            <m:num>
+              <m:sSub>
+                <m:sSubPr>
+                  <m:ctrlPr>
+                    <w:rPr>
+                      <w:rFonts w:ascii="Cambria Math" w:hAnsi="Cambria Math" w:cstheme="minorHAnsi"/>
+                      <w:i/>
+                      <w:lang w:val="en-US"/>
+                    </w:rPr>
+                  </m:ctrlPr>
+                </m:sSubPr>
+                <m:e>
+                  <m:r>
+                    <w:rPr>
+                      <w:rFonts w:ascii="Cambria Math" w:hAnsi="Cambria Math" w:cstheme="minorHAnsi"/>
+                      <w:lang w:val="en-US"/>
+                    </w:rPr>
+                    <m:t>F</m:t>
+                  </m:r>
+                </m:e>
+                <m:sub>
+                  <m:r>
+                    <m:rPr>
+                      <m:nor/>
+                    </m:rPr>
+                    <w:rPr>
+                      <w:rFonts w:ascii="Cambria Math" w:hAnsi="Cambria Math" w:cstheme="minorHAnsi"/>
+                      <w:lang w:val="en-US"/>
+                    </w:rPr>
+                    <m:t>vac</m:t>
+                  </m:r>
+                </m:sub>
+              </m:sSub>
+              <m:r>
+                <w:rPr>
+                  <w:rFonts w:ascii="Cambria Math" w:hAnsi="Cambria Math" w:cstheme="minorHAnsi"/>
+                  <w:lang w:val="en-US"/>
+                </w:rPr>
+                <m:t>-</m:t>
+              </m:r>
+              <m:sSub>
+                <m:sSubPr>
+                  <m:ctrlPr>
+                    <w:rPr>
+                      <w:rFonts w:ascii="Cambria Math" w:hAnsi="Cambria Math" w:cstheme="minorHAnsi"/>
+                      <w:i/>
+                      <w:lang w:val="en-US"/>
+                    </w:rPr>
+                  </m:ctrlPr>
+                </m:sSubPr>
+                <m:e>
+                  <m:r>
+                    <w:rPr>
+                      <w:rFonts w:ascii="Cambria Math" w:hAnsi="Cambria Math" w:cstheme="minorHAnsi"/>
+                      <w:lang w:val="en-US"/>
+                    </w:rPr>
+                    <m:t>F</m:t>
+                  </m:r>
+                </m:e>
+                <m:sub>
+                  <m:r>
+                    <m:rPr>
+                      <m:nor/>
+                    </m:rPr>
+                    <w:rPr>
+                      <w:rFonts w:ascii="Cambria Math" w:hAnsi="Cambria Math" w:cstheme="minorHAnsi"/>
+                      <w:lang w:val="en-US"/>
+                    </w:rPr>
+                    <m:t>sl</m:t>
+                  </m:r>
+                </m:sub>
+              </m:sSub>
+              <m:ctrlPr>
+                <w:rPr>
+                  <w:rFonts w:ascii="Cambria Math" w:hAnsi="Cambria Math" w:cstheme="minorHAnsi"/>
+                  <w:i/>
+                  <w:lang w:val="en-US"/>
+                </w:rPr>
+              </m:ctrlPr>
+            </m:num>
+            <m:den>
+              <m:sSub>
+                <m:sSubPr>
+                  <m:ctrlPr>
+                    <w:rPr>
+                      <w:rFonts w:ascii="Cambria Math" w:hAnsi="Cambria Math" w:cstheme="minorHAnsi"/>
+                      <w:i/>
+                      <w:lang w:val="en-US"/>
+                    </w:rPr>
+                  </m:ctrlPr>
+                </m:sSubPr>
+                <m:e>
+                  <m:r>
+                    <w:rPr>
+                      <w:rFonts w:ascii="Cambria Math" w:hAnsi="Cambria Math" w:cstheme="minorHAnsi"/>
+                      <w:lang w:val="en-US"/>
+                    </w:rPr>
+                    <m:t>p</m:t>
+                  </m:r>
+                </m:e>
+                <m:sub>
+                  <m:r>
+                    <m:rPr>
+                      <m:nor/>
+                    </m:rPr>
+                    <w:rPr>
+                      <w:rFonts w:ascii="Cambria Math" w:hAnsi="Cambria Math" w:cstheme="minorHAnsi"/>
+                      <w:lang w:val="en-US"/>
+                    </w:rPr>
+                    <m:t>sl</m:t>
+                  </m:r>
+                </m:sub>
+              </m:sSub>
+              <m:ctrlPr>
+                <w:rPr>
+                  <w:rFonts w:ascii="Cambria Math" w:hAnsi="Cambria Math" w:cstheme="minorHAnsi"/>
+                  <w:i/>
+                  <w:lang w:val="en-US"/>
+                </w:rPr>
+              </m:ctrlPr>
+            </m:den>
+          </m:f>
+        </m:oMath>
+      </m:oMathPara>
+    </w:p>
+    <w:p>
+      <w:pPr>
+        <w:pStyle w:val="a3"/>
+        <w:spacing w:before="0" w:beforeAutospacing="0" w:after="120" w:afterAutospacing="0"/>
+        <w:rPr>
+          <w:rFonts w:asciiTheme="minorHAnsi" w:hAnsiTheme="minorHAnsi" w:cstheme="minorHAnsi"/>
+        </w:rPr>
+      </w:pPr>
+      <w:r>
+        <w:rPr>
+          <w:rFonts w:asciiTheme="minorHAnsi" w:hAnsiTheme="minorHAnsi" w:cstheme="minorHAnsi"/>
+        </w:rPr>
+        <w:t xml:space="preserve">- </w:t>
+      </w:r>
+      <m:oMath>
+        <m:r>
+          <w:rPr>
+            <w:rFonts w:ascii="Cambria Math" w:hAnsi="Cambria Math" w:cstheme="minorHAnsi"/>
+          </w:rPr>
+          <m:t>F</m:t>
+        </m:r>
+        <m:d>
+          <m:dPr>
+            <m:ctrlPr>
+              <w:rPr>
+                <w:rFonts w:ascii="Cambria Math" w:hAnsi="Cambria Math" w:cstheme="minorHAnsi"/>
+                <w:i/>
+              </w:rPr>
+            </m:ctrlPr>
+          </m:dPr>
+          <m:e>
+            <m:r>
+              <w:rPr>
+                <w:rFonts w:ascii="Cambria Math" w:hAnsi="Cambria Math" w:cstheme="minorHAnsi"/>
+              </w:rPr>
+              <m:t>h</m:t>
+            </m:r>
+          </m:e>
+        </m:d>
+      </m:oMath>
+      <w:r>
+        <w:rPr>
+          <w:rFonts w:asciiTheme="minorHAnsi" w:hAnsiTheme="minorHAnsi" w:cstheme="minorHAnsi"/>
+        </w:rPr>
+        <w:t xml:space="preserve"> — тяга на высоте </w:t>
+      </w:r>
+      <m:oMath>
+        <m:r>
+          <w:rPr>
+            <w:rFonts w:ascii="Cambria Math" w:hAnsi="Cambria Math" w:cstheme="minorHAnsi"/>
+          </w:rPr>
+          <m:t>h</m:t>
+        </m:r>
+      </m:oMath>
+      <w:r>
+        <w:rPr>
+          <w:rFonts w:asciiTheme="minorHAnsi" w:hAnsiTheme="minorHAnsi" w:cstheme="minorHAnsi"/>
+        </w:rPr>
+        <w:t xml:space="preserve"> (Н)  </w:t>
+      </w:r>
+    </w:p>
+    <w:p>
+      <w:pPr>
+        <w:pStyle w:val="a3"/>
+        <w:spacing w:before="0" w:beforeAutospacing="0" w:after="120" w:afterAutospacing="0"/>
+        <w:rPr>
+          <w:rFonts w:asciiTheme="minorHAnsi" w:hAnsiTheme="minorHAnsi" w:cstheme="minorHAnsi"/>
+        </w:rPr>
+      </w:pPr>
+      <w:r>
+        <w:rPr>
+          <w:rFonts w:asciiTheme="minorHAnsi" w:hAnsiTheme="minorHAnsi" w:cstheme="minorHAnsi"/>
+        </w:rPr>
+        <w:t xml:space="preserve">- </w:t>
+      </w:r>
+      <m:oMath>
+        <m:sSub>
+          <m:sSubPr>
+            <m:ctrlPr>
+              <w:rPr>
+                <w:rFonts w:ascii="Cambria Math" w:hAnsi="Cambria Math" w:cstheme="minorHAnsi"/>
+                <w:i/>
+              </w:rPr>
+            </m:ctrlPr>
+          </m:sSubPr>
+          <m:e>
+            <m:r>
+              <w:rPr>
+                <w:rFonts w:ascii="Cambria Math" w:hAnsi="Cambria Math" w:cstheme="minorHAnsi"/>
+              </w:rPr>
+              <m:t>F</m:t>
+            </m:r>
+          </m:e>
+          <m:sub>
+            <m:r>
+              <m:rPr>
+                <m:nor/>
+              </m:rPr>
+              <w:rPr>
+                <w:rFonts w:ascii="Cambria Math" w:hAnsi="Cambria Math" w:cstheme="minorHAnsi"/>
+              </w:rPr>
+              <m:t>vac</m:t>
+            </m:r>
+          </m:sub>
+        </m:sSub>
+      </m:oMath>
+      <w:r>
+        <w:rPr>
+          <w:rFonts w:asciiTheme="minorHAnsi" w:hAnsiTheme="minorHAnsi" w:cstheme="minorHAnsi"/>
+        </w:rPr>
+        <w:t xml:space="preserve"> — тяга в вакууме (Н)  </w:t>
+      </w:r>
+    </w:p>
+    <w:p>
+      <w:pPr>
+        <w:pStyle w:val="a3"/>
+        <w:spacing w:before="0" w:beforeAutospacing="0" w:after="120" w:afterAutospacing="0"/>
+        <w:rPr>
+          <w:rFonts w:asciiTheme="minorHAnsi" w:hAnsiTheme="minorHAnsi" w:cstheme="minorHAnsi"/>
+        </w:rPr>
+      </w:pPr>
+      <w:r>
+        <w:rPr>
+          <w:rFonts w:asciiTheme="minorHAnsi" w:hAnsiTheme="minorHAnsi" w:cstheme="minorHAnsi"/>
+        </w:rPr>
+        <w:t xml:space="preserve">- </w:t>
+      </w:r>
+      <m:oMath>
+        <m:sSub>
+          <m:sSubPr>
+            <m:ctrlPr>
+              <w:rPr>
+                <w:rFonts w:ascii="Cambria Math" w:hAnsi="Cambria Math" w:cstheme="minorHAnsi"/>
+                <w:i/>
+              </w:rPr>
+            </m:ctrlPr>
+          </m:sSubPr>
+          <m:e>
+            <m:r>
+              <w:rPr>
+                <w:rFonts w:ascii="Cambria Math" w:hAnsi="Cambria Math" w:cstheme="minorHAnsi"/>
+              </w:rPr>
+              <m:t>F</m:t>
+            </m:r>
+          </m:e>
+          <m:sub>
+            <m:r>
+              <m:rPr>
+                <m:nor/>
+              </m:rPr>
+              <w:rPr>
+                <w:rFonts w:ascii="Cambria Math" w:hAnsi="Cambria Math" w:cstheme="minorHAnsi"/>
+              </w:rPr>
+              <m:t>sl</m:t>
+            </m:r>
+          </m:sub>
+        </m:sSub>
+      </m:oMath>
+      <w:r>
+        <w:rPr>
+          <w:rFonts w:asciiTheme="minorHAnsi" w:hAnsiTheme="minorHAnsi" w:cstheme="minorHAnsi"/>
+        </w:rPr>
+        <w:t xml:space="preserve"> — тяга на уровне моря (Н)  </w:t>
+      </w:r>
+    </w:p>
+    <w:p>
+      <w:pPr>
+        <w:pStyle w:val="a3"/>
+        <w:spacing w:before="0" w:beforeAutospacing="0" w:after="120" w:afterAutospacing="0"/>
+        <w:rPr>
+          <w:rFonts w:asciiTheme="minorHAnsi" w:hAnsiTheme="minorHAnsi" w:cstheme="minorHAnsi"/>
+        </w:rPr>
+      </w:pPr>
+      <w:r>
+        <w:rPr>
+          <w:rFonts w:asciiTheme="minorHAnsi" w:hAnsiTheme="minorHAnsi" w:cstheme="minorHAnsi"/>
+        </w:rPr>
+        <w:t xml:space="preserve">- </w:t>
+      </w:r>
+      <m:oMath>
+        <m:sSub>
+          <m:sSubPr>
+            <m:ctrlPr>
+              <w:rPr>
+                <w:rFonts w:ascii="Cambria Math" w:hAnsi="Cambria Math" w:cstheme="minorHAnsi"/>
+                <w:i/>
+              </w:rPr>
+            </m:ctrlPr>
+          </m:sSubPr>
+          <m:e>
+            <m:r>
+              <w:rPr>
+                <w:rFonts w:ascii="Cambria Math" w:hAnsi="Cambria Math" w:cstheme="minorHAnsi"/>
+              </w:rPr>
+              <m:t>p</m:t>
+            </m:r>
+          </m:e>
+          <m:sub>
+            <m:r>
+              <w:rPr>
+                <w:rFonts w:ascii="Cambria Math" w:hAnsi="Cambria Math" w:cstheme="minorHAnsi"/>
+              </w:rPr>
+              <m:t>a</m:t>
+            </m:r>
+          </m:sub>
+        </m:sSub>
+        <m:d>
+          <m:dPr>
+            <m:ctrlPr>
+              <w:rPr>
+                <w:rFonts w:ascii="Cambria Math" w:hAnsi="Cambria Math" w:cstheme="minorHAnsi"/>
+                <w:i/>
+              </w:rPr>
+            </m:ctrlPr>
+          </m:dPr>
+          <m:e>
+            <m:r>
+              <w:rPr>
+                <w:rFonts w:ascii="Cambria Math" w:hAnsi="Cambria Math" w:cstheme="minorHAnsi"/>
+              </w:rPr>
+              <m:t>h</m:t>
+            </m:r>
+          </m:e>
+        </m:d>
+      </m:oMath>
+      <w:r>
+        <w:rPr>
+          <w:rFonts w:asciiTheme="minorHAnsi" w:hAnsiTheme="minorHAnsi" w:cstheme="minorHAnsi"/>
+        </w:rPr>
+        <w:t xml:space="preserve"> — давление воздуха на высоте (Па)  </w:t>
+      </w:r>
+    </w:p>
+    <w:p>
+      <w:pPr>
+        <w:pStyle w:val="a3"/>
+        <w:spacing w:before="0" w:beforeAutospacing="0" w:after="120" w:afterAutospacing="0"/>
+        <w:rPr>
+          <w:rFonts w:asciiTheme="minorHAnsi" w:hAnsiTheme="minorHAnsi" w:cstheme="minorHAnsi"/>
+        </w:rPr>
+      </w:pPr>
+      <w:r>
+        <w:rPr>
+          <w:rFonts w:asciiTheme="minorHAnsi" w:hAnsiTheme="minorHAnsi" w:cstheme="minorHAnsi"/>
+        </w:rPr>
+        <w:t xml:space="preserve">- </w:t>
+      </w:r>
+      <m:oMath>
+        <m:sSub>
+          <m:sSubPr>
+            <m:ctrlPr>
+              <w:rPr>
+                <w:rFonts w:ascii="Cambria Math" w:hAnsi="Cambria Math" w:cstheme="minorHAnsi"/>
+                <w:i/>
+              </w:rPr>
+            </m:ctrlPr>
+          </m:sSubPr>
+          <m:e>
+            <m:r>
+              <w:rPr>
+                <w:rFonts w:ascii="Cambria Math" w:hAnsi="Cambria Math" w:cstheme="minorHAnsi"/>
+              </w:rPr>
+              <m:t>A</m:t>
+            </m:r>
+          </m:e>
+          <m:sub>
+            <m:r>
+              <w:rPr>
+                <w:rFonts w:ascii="Cambria Math" w:hAnsi="Cambria Math" w:cstheme="minorHAnsi"/>
+              </w:rPr>
+              <m:t>e</m:t>
+            </m:r>
+          </m:sub>
+        </m:sSub>
+      </m:oMath>
+      <w:r>
+        <w:rPr>
+          <w:rFonts w:asciiTheme="minorHAnsi" w:hAnsiTheme="minorHAnsi" w:cstheme="minorHAnsi"/>
+        </w:rPr>
+        <w:t xml:space="preserve"> — эффективная площадь сопла (м²)  </w:t>
+      </w:r>
+    </w:p>
+    <w:p>
+      <w:pPr>
+        <w:pStyle w:val="a3"/>
+        <w:spacing w:before="0" w:beforeAutospacing="0" w:after="120" w:afterAutospacing="0"/>
+        <w:rPr>
+          <w:rFonts w:asciiTheme="minorHAnsi" w:hAnsiTheme="minorHAnsi" w:cstheme="minorHAnsi"/>
+        </w:rPr>
+      </w:pPr>
+      <w:r>
+        <w:rPr>
+          <w:rFonts w:asciiTheme="minorHAnsi" w:hAnsiTheme="minorHAnsi" w:cstheme="minorHAnsi"/>
+        </w:rPr>
+        <w:lastRenderedPageBreak/>
+        <w:t xml:space="preserve">- </w:t>
+      </w:r>
+      <m:oMath>
+        <m:sSub>
+          <m:sSubPr>
+            <m:ctrlPr>
+              <w:rPr>
+                <w:rFonts w:ascii="Cambria Math" w:hAnsi="Cambria Math" w:cstheme="minorHAnsi"/>
+                <w:i/>
+              </w:rPr>
+            </m:ctrlPr>
+          </m:sSubPr>
+          <m:e>
+            <m:r>
+              <w:rPr>
+                <w:rFonts w:ascii="Cambria Math" w:hAnsi="Cambria Math" w:cstheme="minorHAnsi"/>
+              </w:rPr>
+              <m:t>p</m:t>
+            </m:r>
+          </m:e>
+          <m:sub>
+            <m:r>
+              <m:rPr>
+                <m:nor/>
+              </m:rPr>
+              <w:rPr>
+                <w:rFonts w:ascii="Cambria Math" w:hAnsi="Cambria Math" w:cstheme="minorHAnsi"/>
+              </w:rPr>
+              <m:t>sl</m:t>
+            </m:r>
+          </m:sub>
+        </m:sSub>
+      </m:oMath>
+      <w:r>
+        <w:rPr>
+          <w:rFonts w:asciiTheme="minorHAnsi" w:hAnsiTheme="minorHAnsi" w:cstheme="minorHAnsi"/>
+        </w:rPr>
+        <w:t xml:space="preserve"> — давление на уровне моря (Па)  </w:t>
+      </w:r>
+    </w:p>
+    <w:p>
+      <w:pPr>
+        <w:pStyle w:val="a3"/>
+        <w:spacing w:before="0" w:beforeAutospacing="0" w:after="120" w:afterAutospacing="0"/>
+        <w:rPr>
+          <w:rFonts w:asciiTheme="minorHAnsi" w:hAnsiTheme="minorHAnsi" w:cstheme="minorHAnsi"/>
+        </w:rPr>
+      </w:pPr>
+    </w:p>
+    <w:p>
+      <w:pPr>
+        <w:pStyle w:val="a3"/>
+        <w:spacing w:before="0" w:beforeAutospacing="0" w:after="120" w:afterAutospacing="0"/>
+        <w:rPr>
+          <w:rFonts w:asciiTheme="minorHAnsi" w:hAnsiTheme="minorHAnsi" w:cstheme="minorHAnsi"/>
+        </w:rPr>
+      </w:pPr>
+      <w:r>
+        <w:rPr>
+          <w:rFonts w:asciiTheme="minorHAnsi" w:hAnsiTheme="minorHAnsi" w:cstheme="minorHAnsi"/>
+          <w:b/>
+          <w:bCs/>
+        </w:rPr>
+        <w:t>Давление воздуха</w:t>
+      </w:r>
+    </w:p>
+    <w:p>
+      <w:pPr>
+        <w:pStyle w:val="a3"/>
+        <w:spacing w:before="0" w:beforeAutospacing="0" w:after="120" w:afterAutospacing="0"/>
+        <w:rPr>
+          <w:rFonts w:asciiTheme="minorHAnsi" w:hAnsiTheme="minorHAnsi" w:cstheme="minorHAnsi"/>
+          <w:lang w:val="en-US"/>
+        </w:rPr>
+      </w:pPr>
+      <m:oMathPara>
+        <m:oMath>
+          <m:sSub>
+            <m:sSubPr>
+              <m:ctrlPr>
+                <w:rPr>
+                  <w:rFonts w:ascii="Cambria Math" w:hAnsi="Cambria Math" w:cstheme="minorHAnsi"/>
+                  <w:i/>
+                  <w:lang w:val="en-US"/>
+                </w:rPr>
+              </m:ctrlPr>
+            </m:sSubPr>
+            <m:e>
+              <m:r>
+                <w:rPr>
+                  <w:rFonts w:ascii="Cambria Math" w:hAnsi="Cambria Math" w:cstheme="minorHAnsi"/>
+                  <w:lang w:val="en-US"/>
+                </w:rPr>
+                <m:t>p</m:t>
+              </m:r>
+            </m:e>
+            <m:sub>
+              <m:r>
+                <w:rPr>
+                  <w:rFonts w:ascii="Cambria Math" w:hAnsi="Cambria Math" w:cstheme="minorHAnsi"/>
+                  <w:lang w:val="en-US"/>
+                </w:rPr>
+                <m:t>a</m:t>
+              </m:r>
+            </m:sub>
+          </m:sSub>
+          <m:d>
+            <m:dPr>
+              <m:ctrlPr>
+                <w:rPr>
+                  <w:rFonts w:ascii="Cambria Math" w:hAnsi="Cambria Math" w:cstheme="minorHAnsi"/>
+                  <w:i/>
+                  <w:lang w:val="en-US"/>
+                </w:rPr>
+              </m:ctrlPr>
+            </m:dPr>
+            <m:e>
+              <m:r>
+                <w:rPr>
+                  <w:rFonts w:ascii="Cambria Math" w:hAnsi="Cambria Math" w:cstheme="minorHAnsi"/>
+                  <w:lang w:val="en-US"/>
+                </w:rPr>
+                <m:t>h</m:t>
+              </m:r>
+            </m:e>
+          </m:d>
+          <m:r>
+            <w:rPr>
+              <w:rFonts w:ascii="Cambria Math" w:hAnsi="Cambria Math" w:cstheme="minorHAnsi"/>
+              <w:lang w:val="en-US"/>
+            </w:rPr>
+            <m:t>=</m:t>
+          </m:r>
+          <m:sSub>
+            <m:sSubPr>
+              <m:ctrlPr>
+                <w:rPr>
+                  <w:rFonts w:ascii="Cambria Math" w:hAnsi="Cambria Math" w:cstheme="minorHAnsi"/>
+                  <w:i/>
+                  <w:lang w:val="en-US"/>
+                </w:rPr>
+              </m:ctrlPr>
+            </m:sSubPr>
+            <m:e>
+              <m:r>
+                <w:rPr>
+                  <w:rFonts w:ascii="Cambria Math" w:hAnsi="Cambria Math" w:cstheme="minorHAnsi"/>
+                  <w:lang w:val="en-US"/>
+                </w:rPr>
+                <m:t>p</m:t>
+              </m:r>
+            </m:e>
+            <m:sub>
+              <m:r>
+                <m:rPr>
+                  <m:nor/>
+                </m:rPr>
+                <w:rPr>
+                  <w:rFonts w:ascii="Cambria Math" w:hAnsi="Cambria Math" w:cstheme="minorHAnsi"/>
+                  <w:lang w:val="en-US"/>
+                </w:rPr>
+                <m:t>sl</m:t>
+              </m:r>
+            </m:sub>
+          </m:sSub>
+          <m:func>
+            <m:funcPr>
+              <m:ctrlPr>
+                <w:rPr>
+                  <w:rFonts w:ascii="Cambria Math" w:hAnsi="Cambria Math" w:cstheme="minorHAnsi"/>
+                  <w:lang w:val="en-US"/>
+                </w:rPr>
+              </m:ctrlPr>
+            </m:funcPr>
+            <m:fName>
+              <m:r>
+                <m:rPr>
+                  <m:sty m:val="p"/>
+                </m:rPr>
+                <w:rPr>
+                  <w:rFonts w:ascii="Cambria Math" w:hAnsi="Cambria Math" w:cstheme="minorHAnsi"/>
+                  <w:lang w:val="en-US"/>
+                </w:rPr>
+                <m:t>exp</m:t>
+              </m:r>
+            </m:fName>
+            <m:e>
+              <m:d>
+                <m:dPr>
+                  <m:ctrlPr>
+                    <w:rPr>
+                      <w:rFonts w:ascii="Cambria Math" w:hAnsi="Cambria Math" w:cstheme="minorHAnsi"/>
+                      <w:lang w:val="en-US"/>
+                    </w:rPr>
+                  </m:ctrlPr>
+                </m:dPr>
+                <m:e>
+                  <m:r>
+                    <w:rPr>
+                      <w:rFonts w:ascii="Cambria Math" w:hAnsi="Cambria Math" w:cstheme="minorHAnsi"/>
+                      <w:lang w:val="en-US"/>
+                    </w:rPr>
+                    <m:t>-</m:t>
+                  </m:r>
+                  <m:f>
+                    <m:fPr>
+                      <m:ctrlPr>
+                        <w:rPr>
+                          <w:rFonts w:ascii="Cambria Math" w:hAnsi="Cambria Math" w:cstheme="minorHAnsi"/>
+                          <w:lang w:val="en-US"/>
+                        </w:rPr>
+                      </m:ctrlPr>
+                    </m:fPr>
+                    <m:num>
+                      <m:r>
+                        <w:rPr>
+                          <w:rFonts w:ascii="Cambria Math" w:hAnsi="Cambria Math" w:cstheme="minorHAnsi"/>
+                          <w:lang w:val="en-US"/>
+                        </w:rPr>
+                        <m:t>h</m:t>
+                      </m:r>
+                      <m:ctrlPr>
+                        <w:rPr>
+                          <w:rFonts w:ascii="Cambria Math" w:hAnsi="Cambria Math" w:cstheme="minorHAnsi"/>
+                          <w:i/>
+                          <w:lang w:val="en-US"/>
+                        </w:rPr>
+                      </m:ctrlPr>
+                    </m:num>
+                    <m:den>
+                      <m:r>
+                        <w:rPr>
+                          <w:rFonts w:ascii="Cambria Math" w:hAnsi="Cambria Math" w:cstheme="minorHAnsi"/>
+                          <w:lang w:val="en-US"/>
+                        </w:rPr>
+                        <m:t>H</m:t>
+                      </m:r>
+                      <m:ctrlPr>
+                        <w:rPr>
+                          <w:rFonts w:ascii="Cambria Math" w:hAnsi="Cambria Math" w:cstheme="minorHAnsi"/>
+                          <w:i/>
+                          <w:lang w:val="en-US"/>
+                        </w:rPr>
+                      </m:ctrlPr>
+                    </m:den>
+                  </m:f>
+                  <m:ctrlPr>
+                    <w:rPr>
+                      <w:rFonts w:ascii="Cambria Math" w:hAnsi="Cambria Math" w:cstheme="minorHAnsi"/>
+                      <w:i/>
+                      <w:lang w:val="en-US"/>
+                    </w:rPr>
+                  </m:ctrlPr>
+                </m:e>
+              </m:d>
+            </m:e>
+          </m:func>
+        </m:oMath>
+      </m:oMathPara>
+    </w:p>
+    <w:p>
+      <w:pPr>
+        <w:pStyle w:val="a3"/>
+        <w:spacing w:before="0" w:beforeAutospacing="0" w:after="120" w:afterAutospacing="0"/>
+        <w:rPr>
+          <w:rFonts w:asciiTheme="minorHAnsi" w:hAnsiTheme="minorHAnsi" w:cstheme="minorHAnsi"/>
+        </w:rPr>
+      </w:pPr>
+      <w:r>
+        <w:rPr>
+          <w:rFonts w:asciiTheme="minorHAnsi" w:hAnsiTheme="minorHAnsi" w:cstheme="minorHAnsi"/>
+        </w:rPr>
+        <w:t xml:space="preserve">- </w:t>
+      </w:r>
+      <m:oMath>
+        <m:sSub>
+          <m:sSubPr>
+            <m:ctrlPr>
+              <w:rPr>
+                <w:rFonts w:ascii="Cambria Math" w:hAnsi="Cambria Math" w:cstheme="minorHAnsi"/>
+                <w:i/>
+              </w:rPr>
+            </m:ctrlPr>
+          </m:sSubPr>
+          <m:e>
+            <m:r>
+              <w:rPr>
+                <w:rFonts w:ascii="Cambria Math" w:hAnsi="Cambria Math" w:cstheme="minorHAnsi"/>
+              </w:rPr>
+              <m:t>p</m:t>
+            </m:r>
+          </m:e>
+          <m:sub>
+            <m:r>
+              <w:rPr>
+                <w:rFonts w:ascii="Cambria Math" w:hAnsi="Cambria Math" w:cstheme="minorHAnsi"/>
+              </w:rPr>
+              <m:t>a</m:t>
+            </m:r>
+          </m:sub>
+        </m:sSub>
+        <m:d>
+          <m:dPr>
+            <m:ctrlPr>
+              <w:rPr>
+                <w:rFonts w:ascii="Cambria Math" w:hAnsi="Cambria Math" w:cstheme="minorHAnsi"/>
+                <w:i/>
+              </w:rPr>
+            </m:ctrlPr>
+          </m:dPr>
+          <m:e>
+            <m:r>
+              <w:rPr>
+                <w:rFonts w:ascii="Cambria Math" w:hAnsi="Cambria Math" w:cstheme="minorHAnsi"/>
+              </w:rPr>
+              <m:t>h</m:t>
+            </m:r>
+          </m:e>
+        </m:d>
+      </m:oMath>
+      <w:r>
+        <w:rPr>
+          <w:rFonts w:asciiTheme="minorHAnsi" w:hAnsiTheme="minorHAnsi" w:cstheme="minorHAnsi"/>
+        </w:rPr>
+        <w:t xml:space="preserve"> — давление воздуха на высоте (Па)  </w:t>
+      </w:r>
+    </w:p>
+    <w:p>
+      <w:pPr>
+        <w:pStyle w:val="a3"/>
+        <w:spacing w:before="0" w:beforeAutospacing="0" w:after="120" w:afterAutospacing="0"/>
+        <w:rPr>
+          <w:rFonts w:asciiTheme="minorHAnsi" w:hAnsiTheme="minorHAnsi" w:cstheme="minorHAnsi"/>
+        </w:rPr>
+      </w:pPr>
+      <w:r>
+        <w:rPr>
+          <w:rFonts w:asciiTheme="minorHAnsi" w:hAnsiTheme="minorHAnsi" w:cstheme="minorHAnsi"/>
+        </w:rPr>
+        <w:t xml:space="preserve">- </w:t>
+      </w:r>
+      <m:oMath>
+        <m:sSub>
+          <m:sSubPr>
+            <m:ctrlPr>
+              <w:rPr>
+                <w:rFonts w:ascii="Cambria Math" w:hAnsi="Cambria Math" w:cstheme="minorHAnsi"/>
+                <w:i/>
+              </w:rPr>
+            </m:ctrlPr>
+          </m:sSubPr>
+          <m:e>
+            <m:r>
+              <w:rPr>
+                <w:rFonts w:ascii="Cambria Math" w:hAnsi="Cambria Math" w:cstheme="minorHAnsi"/>
+              </w:rPr>
+              <m:t>p</m:t>
+            </m:r>
+          </m:e>
+          <m:sub>
+            <m:r>
+              <m:rPr>
+                <m:nor/>
+              </m:rPr>
+              <w:rPr>
+                <w:rFonts w:ascii="Cambria Math" w:hAnsi="Cambria Math" w:cstheme="minorHAnsi"/>
+              </w:rPr>
+              <m:t>sl</m:t>
+            </m:r>
+          </m:sub>
+        </m:sSub>
+      </m:oMath>
+      <w:r>
+        <w:rPr>
+          <w:rFonts w:asciiTheme="minorHAnsi" w:hAnsiTheme="minorHAnsi" w:cstheme="minorHAnsi"/>
+        </w:rPr>
+        <w:t xml:space="preserve"> — давление на уровне моря (101325 Па)  </w:t>
+      </w:r>
+    </w:p>
+    <w:p>
+      <w:pPr>
+        <w:pStyle w:val="a3"/>
+        <w:spacing w:before="0" w:beforeAutospacing="0" w:after="120" w:afterAutospacing="0"/>
+        <w:rPr>
+          <w:rFonts w:asciiTheme="minorHAnsi" w:hAnsiTheme="minorHAnsi" w:cstheme="minorHAnsi"/>
+        </w:rPr>
+      </w:pPr>
+      <w:r>
+        <w:rPr>
+          <w:rFonts w:asciiTheme="minorHAnsi" w:hAnsiTheme="minorHAnsi" w:cstheme="minorHAnsi"/>
+        </w:rPr>
+        <w:t xml:space="preserve">- </w:t>
+      </w:r>
+      <m:oMath>
+        <m:r>
+          <w:rPr>
+            <w:rFonts w:ascii="Cambria Math" w:hAnsi="Cambria Math" w:cstheme="minorHAnsi"/>
+          </w:rPr>
+          <m:t>H</m:t>
+        </m:r>
+      </m:oMath>
+      <w:r>
+        <w:rPr>
+          <w:rFonts w:asciiTheme="minorHAnsi" w:hAnsiTheme="minorHAnsi" w:cstheme="minorHAnsi"/>
+        </w:rPr>
+        <w:t xml:space="preserve"> — высота масштаба атмосферы (8500 м)  </w:t>
+      </w:r>
+    </w:p>
+    <w:p>
+      <w:pPr>
+        <w:pStyle w:val="a3"/>
+        <w:spacing w:before="0" w:beforeAutospacing="0" w:after="120" w:afterAutospacing="0"/>
+        <w:rPr>
+          <w:rFonts w:asciiTheme="minorHAnsi" w:hAnsiTheme="minorHAnsi" w:cstheme="minorHAnsi"/>
+        </w:rPr>
+      </w:pPr>
+      <w:r>
+        <w:rPr>
+          <w:rFonts w:asciiTheme="minorHAnsi" w:hAnsiTheme="minorHAnsi" w:cstheme="minorHAnsi"/>
+        </w:rPr>
+        <w:t xml:space="preserve">- </w:t>
+      </w:r>
+      <m:oMath>
+        <m:r>
+          <w:rPr>
+            <w:rFonts w:ascii="Cambria Math" w:hAnsi="Cambria Math" w:cstheme="minorHAnsi"/>
+          </w:rPr>
+          <m:t>h</m:t>
+        </m:r>
+      </m:oMath>
+      <w:r>
+        <w:rPr>
+          <w:rFonts w:asciiTheme="minorHAnsi" w:hAnsiTheme="minorHAnsi" w:cstheme="minorHAnsi"/>
+        </w:rPr>
+        <w:t xml:space="preserve"> </w:t>
+      </w:r>
+      <w:r>
+        <w:rPr>
+          <w:rFonts w:asciiTheme="minorHAnsi" w:hAnsiTheme="minorHAnsi" w:cstheme="minorHAnsi"/>
+        </w:rPr>
+        <w:t xml:space="preserve">— высота над поверхностью (м)  </w:t>
+      </w:r>
+    </w:p>
+    <w:p>
+      <w:pPr>
+        <w:pStyle w:val="a3"/>
+        <w:spacing w:before="0" w:beforeAutospacing="0" w:after="120" w:afterAutospacing="0"/>
+        <w:rPr>
+          <w:rFonts w:asciiTheme="minorHAnsi" w:hAnsiTheme="minorHAnsi" w:cstheme="minorHAnsi"/>
+        </w:rPr>
+      </w:pPr>
     </w:p>
     <w:sectPr>
       <w:pgSz w:w="11906" w:h="16838"/>
